--- a/materials/курсовая (2).docx
+++ b/materials/курсовая (2).docx
@@ -453,7 +453,6 @@
         <w:rPr>
           <w:rStyle w:val="a7"/>
           <w:b w:val="0"/>
-          <w:lang w:val="en-US"/>
         </w:rPr>
       </w:pPr>
       <w:r>
@@ -1408,31 +1407,31 @@
             <w:sz w:val="28"/>
             <w:szCs w:val="28"/>
           </w:rPr>
-          <w:t>Анализ предметной области и выбор технологий</w:t>
-        </w:r>
-        <w:r>
-          <w:rPr>
+          <w:t xml:space="preserve">Анализ предметной области </w:t>
+        </w:r>
+        <w:r>
+          <w:rPr>
+            <w:rStyle w:val="Hyperlink"/>
             <w:rFonts w:ascii="Times New Roman" w:hAnsi="Times New Roman"/>
             <w:b w:val="0"/>
             <w:bCs w:val="0"/>
             <w:noProof/>
-            <w:webHidden/>
             <w:sz w:val="28"/>
             <w:szCs w:val="28"/>
           </w:rPr>
-          <w:tab/>
-        </w:r>
-        <w:r>
-          <w:rPr>
+          <w:t>и</w:t>
+        </w:r>
+        <w:r>
+          <w:rPr>
+            <w:rStyle w:val="Hyperlink"/>
             <w:rFonts w:ascii="Times New Roman" w:hAnsi="Times New Roman"/>
             <w:b w:val="0"/>
             <w:bCs w:val="0"/>
             <w:noProof/>
-            <w:webHidden/>
             <w:sz w:val="28"/>
             <w:szCs w:val="28"/>
           </w:rPr>
-          <w:fldChar w:fldCharType="begin"/>
+          <w:t xml:space="preserve"> выбор технологий</w:t>
         </w:r>
         <w:r>
           <w:rPr>
@@ -1444,7 +1443,7 @@
             <w:sz w:val="28"/>
             <w:szCs w:val="28"/>
           </w:rPr>
-          <w:instrText xml:space="preserve"> PAGEREF _Toc231614971 \h </w:instrText>
+          <w:tab/>
         </w:r>
         <w:r>
           <w:rPr>
@@ -1456,6 +1455,7 @@
             <w:sz w:val="28"/>
             <w:szCs w:val="28"/>
           </w:rPr>
+          <w:fldChar w:fldCharType="begin"/>
         </w:r>
         <w:r>
           <w:rPr>
@@ -1467,7 +1467,7 @@
             <w:sz w:val="28"/>
             <w:szCs w:val="28"/>
           </w:rPr>
-          <w:fldChar w:fldCharType="separate"/>
+          <w:instrText xml:space="preserve"> PAGEREF _Toc231614971 \h </w:instrText>
         </w:r>
         <w:r>
           <w:rPr>
@@ -1479,7 +1479,6 @@
             <w:sz w:val="28"/>
             <w:szCs w:val="28"/>
           </w:rPr>
-          <w:t>9</w:t>
         </w:r>
         <w:r>
           <w:rPr>
@@ -1491,9 +1490,132 @@
             <w:sz w:val="28"/>
             <w:szCs w:val="28"/>
           </w:rPr>
+          <w:fldChar w:fldCharType="separate"/>
+        </w:r>
+        <w:r>
+          <w:rPr>
+            <w:rFonts w:ascii="Times New Roman" w:hAnsi="Times New Roman"/>
+            <w:b w:val="0"/>
+            <w:bCs w:val="0"/>
+            <w:noProof/>
+            <w:webHidden/>
+            <w:sz w:val="28"/>
+            <w:szCs w:val="28"/>
+          </w:rPr>
+          <w:t>9</w:t>
+        </w:r>
+        <w:r>
+          <w:rPr>
+            <w:rFonts w:ascii="Times New Roman" w:hAnsi="Times New Roman"/>
+            <w:b w:val="0"/>
+            <w:bCs w:val="0"/>
+            <w:noProof/>
+            <w:webHidden/>
+            <w:sz w:val="28"/>
+            <w:szCs w:val="28"/>
+          </w:rPr>
           <w:fldChar w:fldCharType="end"/>
         </w:r>
       </w:hyperlink>
+    </w:p>
+    <w:p>
+      <w:pPr>
+        <w:pStyle w:val="TOC2"/>
+        <w:rPr>
+          <w:u w:val="single"/>
+        </w:rPr>
+      </w:pPr>
+      <w:r>
+        <w:rPr>
+          <w:u w:val="single"/>
+        </w:rPr>
+        <w:t>2.1 Предметная область</w:t>
+      </w:r>
+      <w:r>
+        <w:rPr>
+          <w:u w:val="single"/>
+        </w:rPr>
+        <w:tab/>
+      </w:r>
+    </w:p>
+    <w:p>
+      <w:pPr>
+        <w:pStyle w:val="TOC2"/>
+        <w:spacing w:line="360" w:lineRule="auto"/>
+        <w:ind w:left="0"/>
+      </w:pPr>
+      <w:r>
+        <w:t>2.2 Описание проблемы</w:t>
+      </w:r>
+      <w:r>
+        <w:tab/>
+      </w:r>
+    </w:p>
+    <w:p>
+      <w:pPr>
+        <w:pStyle w:val="TOC2"/>
+        <w:spacing w:line="360" w:lineRule="auto"/>
+        <w:ind w:left="0"/>
+        <w:rPr>
+          <w:rFonts w:eastAsiaTheme="minorEastAsia"/>
+          <w:b w:val="0"/>
+          <w:bCs w:val="0"/>
+          <w:kern w:val="2"/>
+          <w:lang w:eastAsia="en-AU"/>
+          <w14:ligatures w14:val="standardContextual"/>
+        </w:rPr>
+      </w:pPr>
+      <w:r>
+        <w:t>2.3 Постановка задачи и анализ требований</w:t>
+      </w:r>
+      <w:r>
+        <w:tab/>
+        <w:t>9</w:t>
+      </w:r>
+    </w:p>
+    <w:p>
+      <w:pPr>
+        <w:pStyle w:val="TOC2"/>
+        <w:spacing w:line="360" w:lineRule="auto"/>
+        <w:ind w:left="0"/>
+        <w:rPr>
+          <w:rFonts w:eastAsiaTheme="minorEastAsia"/>
+          <w:b w:val="0"/>
+          <w:bCs w:val="0"/>
+          <w:kern w:val="2"/>
+          <w:lang w:eastAsia="en-AU"/>
+          <w14:ligatures w14:val="standardContextual"/>
+        </w:rPr>
+      </w:pPr>
+      <w:r>
+        <w:t>2.4 Сценарии использования</w:t>
+      </w:r>
+      <w:r>
+        <w:tab/>
+        <w:t>11</w:t>
+      </w:r>
+    </w:p>
+    <w:p>
+      <w:pPr>
+        <w:pStyle w:val="TOC2"/>
+        <w:spacing w:line="360" w:lineRule="auto"/>
+        <w:ind w:left="0"/>
+        <w:rPr>
+          <w:rFonts w:eastAsiaTheme="minorEastAsia"/>
+          <w:b w:val="0"/>
+          <w:bCs w:val="0"/>
+          <w:kern w:val="2"/>
+          <w:lang w:eastAsia="en-AU"/>
+          <w14:ligatures w14:val="standardContextual"/>
+        </w:rPr>
+      </w:pPr>
+      <w:r>
+        <w:t>2.5 Обзор существующих подходов и систем</w:t>
+      </w:r>
+      <w:r>
+        <w:tab/>
+        <w:t>12</w:t>
+      </w:r>
     </w:p>
     <w:p>
       <w:pPr>
@@ -1509,71 +1631,13 @@
           <w14:ligatures w14:val="standardContextual"/>
         </w:rPr>
       </w:pPr>
-      <w:hyperlink w:anchor="_Toc231614972" w:history="1">
-        <w:r>
-          <w:rPr>
-            <w:rStyle w:val="Hyperlink"/>
-            <w:b w:val="0"/>
-            <w:bCs w:val="0"/>
-          </w:rPr>
-          <w:t>2.1 Постановка задачи и анализ требований</w:t>
-        </w:r>
-        <w:r>
-          <w:rPr>
-            <w:b w:val="0"/>
-            <w:bCs w:val="0"/>
-            <w:webHidden/>
-          </w:rPr>
-          <w:tab/>
-        </w:r>
-        <w:r>
-          <w:rPr>
-            <w:b w:val="0"/>
-            <w:bCs w:val="0"/>
-            <w:webHidden/>
-          </w:rPr>
-          <w:fldChar w:fldCharType="begin"/>
-        </w:r>
-        <w:r>
-          <w:rPr>
-            <w:b w:val="0"/>
-            <w:bCs w:val="0"/>
-            <w:webHidden/>
-          </w:rPr>
-          <w:instrText xml:space="preserve"> PAGEREF _Toc231614972 \h </w:instrText>
-        </w:r>
-        <w:r>
-          <w:rPr>
-            <w:b w:val="0"/>
-            <w:bCs w:val="0"/>
-            <w:webHidden/>
-          </w:rPr>
-        </w:r>
-        <w:r>
-          <w:rPr>
-            <w:b w:val="0"/>
-            <w:bCs w:val="0"/>
-            <w:webHidden/>
-          </w:rPr>
-          <w:fldChar w:fldCharType="separate"/>
-        </w:r>
-        <w:r>
-          <w:rPr>
-            <w:b w:val="0"/>
-            <w:bCs w:val="0"/>
-            <w:webHidden/>
-          </w:rPr>
-          <w:t>9</w:t>
-        </w:r>
-        <w:r>
-          <w:rPr>
-            <w:b w:val="0"/>
-            <w:bCs w:val="0"/>
-            <w:webHidden/>
-          </w:rPr>
-          <w:fldChar w:fldCharType="end"/>
-        </w:r>
-      </w:hyperlink>
+      <w:r>
+        <w:t>2.6 Выбор технологического стека</w:t>
+      </w:r>
+      <w:r>
+        <w:tab/>
+        <w:t>14</w:t>
+      </w:r>
     </w:p>
     <w:p>
       <w:pPr>
@@ -1589,71 +1653,13 @@
           <w14:ligatures w14:val="standardContextual"/>
         </w:rPr>
       </w:pPr>
-      <w:hyperlink w:anchor="_Toc231614973" w:history="1">
-        <w:r>
-          <w:rPr>
-            <w:rStyle w:val="Hyperlink"/>
-            <w:b w:val="0"/>
-            <w:bCs w:val="0"/>
-          </w:rPr>
-          <w:t>2.2 Сценарии использования</w:t>
-        </w:r>
-        <w:r>
-          <w:rPr>
-            <w:b w:val="0"/>
-            <w:bCs w:val="0"/>
-            <w:webHidden/>
-          </w:rPr>
-          <w:tab/>
-        </w:r>
-        <w:r>
-          <w:rPr>
-            <w:b w:val="0"/>
-            <w:bCs w:val="0"/>
-            <w:webHidden/>
-          </w:rPr>
-          <w:fldChar w:fldCharType="begin"/>
-        </w:r>
-        <w:r>
-          <w:rPr>
-            <w:b w:val="0"/>
-            <w:bCs w:val="0"/>
-            <w:webHidden/>
-          </w:rPr>
-          <w:instrText xml:space="preserve"> PAGEREF _Toc231614973 \h </w:instrText>
-        </w:r>
-        <w:r>
-          <w:rPr>
-            <w:b w:val="0"/>
-            <w:bCs w:val="0"/>
-            <w:webHidden/>
-          </w:rPr>
-        </w:r>
-        <w:r>
-          <w:rPr>
-            <w:b w:val="0"/>
-            <w:bCs w:val="0"/>
-            <w:webHidden/>
-          </w:rPr>
-          <w:fldChar w:fldCharType="separate"/>
-        </w:r>
-        <w:r>
-          <w:rPr>
-            <w:b w:val="0"/>
-            <w:bCs w:val="0"/>
-            <w:webHidden/>
-          </w:rPr>
-          <w:t>11</w:t>
-        </w:r>
-        <w:r>
-          <w:rPr>
-            <w:b w:val="0"/>
-            <w:bCs w:val="0"/>
-            <w:webHidden/>
-          </w:rPr>
-          <w:fldChar w:fldCharType="end"/>
-        </w:r>
-      </w:hyperlink>
+      <w:r>
+        <w:t>2.7 Базы данных</w:t>
+      </w:r>
+      <w:r>
+        <w:tab/>
+        <w:t>15</w:t>
+      </w:r>
     </w:p>
     <w:p>
       <w:pPr>
@@ -1669,327 +1675,13 @@
           <w14:ligatures w14:val="standardContextual"/>
         </w:rPr>
       </w:pPr>
-      <w:hyperlink w:anchor="_Toc231614974" w:history="1">
-        <w:r>
-          <w:rPr>
-            <w:rStyle w:val="Hyperlink"/>
-            <w:b w:val="0"/>
-            <w:bCs w:val="0"/>
-          </w:rPr>
-          <w:t>2.3 Обзор существующих подходов</w:t>
-        </w:r>
-        <w:r>
-          <w:rPr>
-            <w:rStyle w:val="Hyperlink"/>
-            <w:b w:val="0"/>
-            <w:bCs w:val="0"/>
-          </w:rPr>
-          <w:t xml:space="preserve"> </w:t>
-        </w:r>
-        <w:r>
-          <w:rPr>
-            <w:rStyle w:val="Hyperlink"/>
-            <w:b w:val="0"/>
-            <w:bCs w:val="0"/>
-          </w:rPr>
-          <w:t>и систем</w:t>
-        </w:r>
-        <w:r>
-          <w:rPr>
-            <w:b w:val="0"/>
-            <w:bCs w:val="0"/>
-            <w:webHidden/>
-          </w:rPr>
-          <w:tab/>
-        </w:r>
-        <w:r>
-          <w:rPr>
-            <w:b w:val="0"/>
-            <w:bCs w:val="0"/>
-            <w:webHidden/>
-          </w:rPr>
-          <w:fldChar w:fldCharType="begin"/>
-        </w:r>
-        <w:r>
-          <w:rPr>
-            <w:b w:val="0"/>
-            <w:bCs w:val="0"/>
-            <w:webHidden/>
-          </w:rPr>
-          <w:instrText xml:space="preserve"> PAGEREF _Toc231614974 \h </w:instrText>
-        </w:r>
-        <w:r>
-          <w:rPr>
-            <w:b w:val="0"/>
-            <w:bCs w:val="0"/>
-            <w:webHidden/>
-          </w:rPr>
-        </w:r>
-        <w:r>
-          <w:rPr>
-            <w:b w:val="0"/>
-            <w:bCs w:val="0"/>
-            <w:webHidden/>
-          </w:rPr>
-          <w:fldChar w:fldCharType="separate"/>
-        </w:r>
-        <w:r>
-          <w:rPr>
-            <w:b w:val="0"/>
-            <w:bCs w:val="0"/>
-            <w:webHidden/>
-          </w:rPr>
-          <w:t>12</w:t>
-        </w:r>
-        <w:r>
-          <w:rPr>
-            <w:b w:val="0"/>
-            <w:bCs w:val="0"/>
-            <w:webHidden/>
-          </w:rPr>
-          <w:fldChar w:fldCharType="end"/>
-        </w:r>
-      </w:hyperlink>
-    </w:p>
-    <w:p>
-      <w:pPr>
-        <w:pStyle w:val="TOC2"/>
-        <w:spacing w:line="360" w:lineRule="auto"/>
-        <w:ind w:left="0"/>
-        <w:rPr>
-          <w:rFonts w:eastAsiaTheme="minorEastAsia"/>
-          <w:b w:val="0"/>
-          <w:bCs w:val="0"/>
-          <w:kern w:val="2"/>
-          <w:lang w:val="en-AU" w:eastAsia="en-AU"/>
-          <w14:ligatures w14:val="standardContextual"/>
-        </w:rPr>
-      </w:pPr>
-      <w:hyperlink w:anchor="_Toc231614975" w:history="1">
-        <w:r>
-          <w:rPr>
-            <w:rStyle w:val="Hyperlink"/>
-            <w:b w:val="0"/>
-            <w:bCs w:val="0"/>
-          </w:rPr>
-          <w:t>2.4 Выбор технологического стека</w:t>
-        </w:r>
-        <w:r>
-          <w:rPr>
-            <w:b w:val="0"/>
-            <w:bCs w:val="0"/>
-            <w:webHidden/>
-          </w:rPr>
-          <w:tab/>
-        </w:r>
-        <w:r>
-          <w:rPr>
-            <w:b w:val="0"/>
-            <w:bCs w:val="0"/>
-            <w:webHidden/>
-          </w:rPr>
-          <w:fldChar w:fldCharType="begin"/>
-        </w:r>
-        <w:r>
-          <w:rPr>
-            <w:b w:val="0"/>
-            <w:bCs w:val="0"/>
-            <w:webHidden/>
-          </w:rPr>
-          <w:instrText xml:space="preserve"> PAGEREF _Toc231614975 \h </w:instrText>
-        </w:r>
-        <w:r>
-          <w:rPr>
-            <w:b w:val="0"/>
-            <w:bCs w:val="0"/>
-            <w:webHidden/>
-          </w:rPr>
-        </w:r>
-        <w:r>
-          <w:rPr>
-            <w:b w:val="0"/>
-            <w:bCs w:val="0"/>
-            <w:webHidden/>
-          </w:rPr>
-          <w:fldChar w:fldCharType="separate"/>
-        </w:r>
-        <w:r>
-          <w:rPr>
-            <w:b w:val="0"/>
-            <w:bCs w:val="0"/>
-            <w:webHidden/>
-          </w:rPr>
-          <w:t>14</w:t>
-        </w:r>
-        <w:r>
-          <w:rPr>
-            <w:b w:val="0"/>
-            <w:bCs w:val="0"/>
-            <w:webHidden/>
-          </w:rPr>
-          <w:fldChar w:fldCharType="end"/>
-        </w:r>
-      </w:hyperlink>
-    </w:p>
-    <w:p>
-      <w:pPr>
-        <w:pStyle w:val="TOC2"/>
-        <w:spacing w:line="360" w:lineRule="auto"/>
-        <w:ind w:left="0"/>
-        <w:rPr>
-          <w:rFonts w:eastAsiaTheme="minorEastAsia"/>
-          <w:b w:val="0"/>
-          <w:bCs w:val="0"/>
-          <w:kern w:val="2"/>
-          <w:lang w:val="en-AU" w:eastAsia="en-AU"/>
-          <w14:ligatures w14:val="standardContextual"/>
-        </w:rPr>
-      </w:pPr>
-      <w:hyperlink w:anchor="_Toc231614976" w:history="1">
-        <w:r>
-          <w:rPr>
-            <w:rStyle w:val="Hyperlink"/>
-            <w:b w:val="0"/>
-            <w:bCs w:val="0"/>
-          </w:rPr>
-          <w:t>2.5 Базы данных</w:t>
-        </w:r>
-        <w:r>
-          <w:rPr>
-            <w:b w:val="0"/>
-            <w:bCs w:val="0"/>
-            <w:webHidden/>
-          </w:rPr>
-          <w:tab/>
-        </w:r>
-        <w:r>
-          <w:rPr>
-            <w:b w:val="0"/>
-            <w:bCs w:val="0"/>
-            <w:webHidden/>
-          </w:rPr>
-          <w:fldChar w:fldCharType="begin"/>
-        </w:r>
-        <w:r>
-          <w:rPr>
-            <w:b w:val="0"/>
-            <w:bCs w:val="0"/>
-            <w:webHidden/>
-          </w:rPr>
-          <w:instrText xml:space="preserve"> PAGEREF _Toc231614976 \h </w:instrText>
-        </w:r>
-        <w:r>
-          <w:rPr>
-            <w:b w:val="0"/>
-            <w:bCs w:val="0"/>
-            <w:webHidden/>
-          </w:rPr>
-        </w:r>
-        <w:r>
-          <w:rPr>
-            <w:b w:val="0"/>
-            <w:bCs w:val="0"/>
-            <w:webHidden/>
-          </w:rPr>
-          <w:fldChar w:fldCharType="separate"/>
-        </w:r>
-        <w:r>
-          <w:rPr>
-            <w:b w:val="0"/>
-            <w:bCs w:val="0"/>
-            <w:webHidden/>
-          </w:rPr>
-          <w:t>15</w:t>
-        </w:r>
-        <w:r>
-          <w:rPr>
-            <w:b w:val="0"/>
-            <w:bCs w:val="0"/>
-            <w:webHidden/>
-          </w:rPr>
-          <w:fldChar w:fldCharType="end"/>
-        </w:r>
-      </w:hyperlink>
-    </w:p>
-    <w:p>
-      <w:pPr>
-        <w:pStyle w:val="TOC2"/>
-        <w:spacing w:line="360" w:lineRule="auto"/>
-        <w:ind w:left="0"/>
-        <w:rPr>
-          <w:rFonts w:eastAsiaTheme="minorEastAsia"/>
-          <w:b w:val="0"/>
-          <w:bCs w:val="0"/>
-          <w:kern w:val="2"/>
-          <w:lang w:val="en-AU" w:eastAsia="en-AU"/>
-          <w14:ligatures w14:val="standardContextual"/>
-        </w:rPr>
-      </w:pPr>
-      <w:hyperlink w:anchor="_Toc231614977" w:history="1">
-        <w:r>
-          <w:rPr>
-            <w:rStyle w:val="Hyperlink"/>
-            <w:b w:val="0"/>
-            <w:bCs w:val="0"/>
-          </w:rPr>
-          <w:t>2.6 Архитектура</w:t>
-        </w:r>
-        <w:r>
-          <w:rPr>
-            <w:b w:val="0"/>
-            <w:bCs w:val="0"/>
-            <w:webHidden/>
-          </w:rPr>
-          <w:tab/>
-        </w:r>
-        <w:r>
-          <w:rPr>
-            <w:b w:val="0"/>
-            <w:bCs w:val="0"/>
-            <w:webHidden/>
-          </w:rPr>
-          <w:fldChar w:fldCharType="begin"/>
-        </w:r>
-        <w:r>
-          <w:rPr>
-            <w:b w:val="0"/>
-            <w:bCs w:val="0"/>
-            <w:webHidden/>
-          </w:rPr>
-          <w:instrText xml:space="preserve"> PAGEREF _Toc231614977 \h </w:instrText>
-        </w:r>
-        <w:r>
-          <w:rPr>
-            <w:b w:val="0"/>
-            <w:bCs w:val="0"/>
-            <w:webHidden/>
-          </w:rPr>
-        </w:r>
-        <w:r>
-          <w:rPr>
-            <w:b w:val="0"/>
-            <w:bCs w:val="0"/>
-            <w:webHidden/>
-          </w:rPr>
-          <w:fldChar w:fldCharType="separate"/>
-        </w:r>
-        <w:r>
-          <w:rPr>
-            <w:b w:val="0"/>
-            <w:bCs w:val="0"/>
-            <w:webHidden/>
-          </w:rPr>
-          <w:t>15</w:t>
-        </w:r>
-        <w:r>
-          <w:rPr>
-            <w:b w:val="0"/>
-            <w:bCs w:val="0"/>
-            <w:webHidden/>
-          </w:rPr>
-          <w:fldChar w:fldCharType="end"/>
-        </w:r>
-      </w:hyperlink>
+      <w:r>
+        <w:t>2.8 Архитектура</w:t>
+      </w:r>
+      <w:r>
+        <w:tab/>
+        <w:t>15</w:t>
+      </w:r>
     </w:p>
     <w:p>
       <w:pPr>
@@ -3862,6 +3554,44 @@
       </w:pPr>
       <w:bookmarkStart w:id="26" w:name="_Toc231614972"/>
       <w:r>
+        <w:t>Описание проблемы</w:t>
+      </w:r>
+    </w:p>
+    <w:p>
+      <w:pPr>
+        <w:pStyle w:val="a8"/>
+      </w:pPr>
+      <w:r>
+        <w:t>В настоящее время обработка этих обращений осуществляется преимущественно вручную: сотрудники международного отдела отвечают на письма, принимают студентов лично и ведут переписку в неформальных мессенджер-чатах. Данный подход порождает ряд системных проблем:</w:t>
+      </w:r>
+    </w:p>
+    <w:p>
+      <w:pPr>
+        <w:pStyle w:val="a8"/>
+      </w:pPr>
+      <w:r>
+        <w:t xml:space="preserve">Воронежский государственный университет ежегодно принимает </w:t>
+      </w:r>
+      <w:r>
+        <w:t>множество</w:t>
+      </w:r>
+      <w:r>
+        <w:t xml:space="preserve"> иностранных студентов из десятков стран. В период адаптации — с момента поступления и на протяжении первого учебного года — у них возникает устойчивый поток однотипных вопросов: об оформлении документов, расписании занятий, правилах проживания в общежитии, академических нормах поведения, работе деканата и различных студенческих сервисов.</w:t>
+      </w:r>
+    </w:p>
+    <w:p>
+      <w:pPr>
+        <w:pStyle w:val="a8"/>
+      </w:pPr>
+      <w:r>
+        <w:t>Дополнительным фактором является языковой барьер. Большинство иностранных студентов на этапе поступления владеют только английским или своим родным языком. Официальный сайт ВГУ и большинство нормативных документов доступны только на русском языке, что делает самостоятельный поиск информации практически невозможным.</w:t>
+      </w:r>
+    </w:p>
+    <w:p>
+      <w:pPr>
+        <w:pStyle w:val="a2"/>
+      </w:pPr>
+      <w:r>
         <w:t>Постановка задачи и анализ требований</w:t>
       </w:r>
       <w:bookmarkEnd w:id="26"/>
@@ -3871,15 +3601,7 @@
         <w:pStyle w:val="a8"/>
       </w:pPr>
       <w:r>
-        <w:t>Разрабатываемая система предназначена для автоматизации. Анализ предметной области позволил выявить две категории пользователей системы с различными потребностями.</w:t>
-      </w:r>
-    </w:p>
-    <w:p>
-      <w:pPr>
-        <w:pStyle w:val="a8"/>
-      </w:pPr>
-      <w:r>
-        <w:t>Конечный пользователь (иностранный студент) нуждается в следующих возможностях:</w:t>
+        <w:t>Для иностранных студентов система должна обеспечивать следующие возможности:</w:t>
       </w:r>
     </w:p>
     <w:p>
@@ -3887,7 +3609,16 @@
         <w:pStyle w:val="a0"/>
       </w:pPr>
       <w:r>
-        <w:t>навигация по иерархически организованной базе знаний через Telegram без необходимости знать русский язык;</w:t>
+        <w:t xml:space="preserve">удобный поиск и просмотр информации из базы знаний через </w:t>
+      </w:r>
+      <w:r>
+        <w:rPr>
+          <w:lang w:val="en-AU"/>
+        </w:rPr>
+        <w:t>Telegram</w:t>
+      </w:r>
+      <w:r>
+        <w:t xml:space="preserve"> без необходимости владения русским языком;</w:t>
       </w:r>
     </w:p>
     <w:p>
@@ -3895,7 +3626,7 @@
         <w:pStyle w:val="a0"/>
       </w:pPr>
       <w:r>
-        <w:t>переключение языка интерфейса (русский, английский и другие);</w:t>
+        <w:t>выбор и переключение языка интерфейса (русский, английский и другие языки);</w:t>
       </w:r>
     </w:p>
     <w:p>
@@ -3903,7 +3634,7 @@
         <w:pStyle w:val="a0"/>
       </w:pPr>
       <w:r>
-        <w:t>получение форматированных текстовых ответов с прикреплёнными файлами (документы, изображения);</w:t>
+        <w:t>получение структурированных ответов с возможностью просмотра прикреплённых материалов (документов, изображений и других файлов);</w:t>
       </w:r>
     </w:p>
     <w:p>
@@ -3911,18 +3642,7 @@
         <w:pStyle w:val="a0"/>
       </w:pPr>
       <w:r>
-        <w:t>доступ к той же информации через веб-браузер без установки дополнительного программного обеспечения.</w:t>
-      </w:r>
-    </w:p>
-    <w:p>
-      <w:pPr>
-        <w:pStyle w:val="a8"/>
-        <w:rPr>
-          <w:lang w:val="en-US"/>
-        </w:rPr>
-      </w:pPr>
-      <w:r>
-        <w:t>Администратор системы нуждается в:</w:t>
+        <w:t>Для администраторов система должна предоставлять:</w:t>
       </w:r>
     </w:p>
     <w:p>
@@ -3930,7 +3650,8 @@
         <w:pStyle w:val="a0"/>
       </w:pPr>
       <w:r>
-        <w:t>интуитивном веб-интерфейсе для создания, редактирования и удаления тематических разделов и вопросов;</w:t>
+        <w:lastRenderedPageBreak/>
+        <w:t>удобный веб-интерфейс для создания, редактирования и удаления разделов базы знаний, а также связанных с ними вопросов и ответов;</w:t>
       </w:r>
     </w:p>
     <w:p>
@@ -3938,7 +3659,7 @@
         <w:pStyle w:val="a0"/>
       </w:pPr>
       <w:r>
-        <w:t>редакторе форматированного текста для оформления ответов;</w:t>
+        <w:t>инструменты форматирования текста для оформления информационных материалов;</w:t>
       </w:r>
     </w:p>
     <w:p>
@@ -3946,7 +3667,7 @@
         <w:pStyle w:val="a0"/>
       </w:pPr>
       <w:r>
-        <w:t>инструменте загрузки файловых вложений;</w:t>
+        <w:t>возможность загрузки и управления файловыми вложениями;</w:t>
       </w:r>
     </w:p>
     <w:p>
@@ -3954,35 +3675,39 @@
         <w:pStyle w:val="a0"/>
       </w:pPr>
       <w:r>
-        <w:t>управлении текстами системных сообщений бота;</w:t>
-      </w:r>
-    </w:p>
-    <w:p>
-      <w:pPr>
-        <w:pStyle w:val="a0"/>
-      </w:pPr>
-      <w:r>
-        <w:t>просмотре статистики использования системы.</w:t>
-      </w:r>
-    </w:p>
-    <w:p>
-      <w:pPr>
-        <w:pStyle w:val="a8"/>
-        <w:ind w:firstLine="0"/>
+        <w:t>просмотр статистики использования системы и активности пользователей.</w:t>
+      </w:r>
+    </w:p>
+    <w:p>
+      <w:pPr>
+        <w:pStyle w:val="a8"/>
+      </w:pPr>
+      <w:r>
+        <w:t xml:space="preserve">На основе </w:t>
+      </w:r>
+      <w:r>
+        <w:t xml:space="preserve">этого </w:t>
+      </w:r>
+      <w:r>
+        <w:t>построена диаграмма вариантов использования (рисунок 1), отражающая взаимодействие различных категорий пользователей с функциональными возможностями системы.</w:t>
+      </w:r>
+    </w:p>
+    <w:p>
+      <w:pPr>
+        <w:pStyle w:val="a8"/>
       </w:pPr>
       <w:r>
         <w:rPr>
           <w:noProof/>
         </w:rPr>
-        <w:lastRenderedPageBreak/>
         <w:drawing>
-          <wp:anchor distT="0" distB="0" distL="114300" distR="114300" simplePos="0" relativeHeight="251667456" behindDoc="0" locked="0" layoutInCell="1" allowOverlap="1" wp14:anchorId="303BC003" wp14:editId="54DFEA10">
+          <wp:anchor distT="0" distB="0" distL="114300" distR="114300" simplePos="0" relativeHeight="251667456" behindDoc="0" locked="0" layoutInCell="1" allowOverlap="1" wp14:anchorId="303BC003" wp14:editId="6DE8A188">
             <wp:simplePos x="0" y="0"/>
             <wp:positionH relativeFrom="margin">
-              <wp:align>left</wp:align>
+              <wp:posOffset>-161925</wp:posOffset>
             </wp:positionH>
             <wp:positionV relativeFrom="paragraph">
-              <wp:posOffset>990468</wp:posOffset>
+              <wp:posOffset>241300</wp:posOffset>
             </wp:positionV>
             <wp:extent cx="5699760" cy="5201285"/>
             <wp:effectExtent l="0" t="0" r="0" b="0"/>
@@ -4026,14 +3751,6 @@
         </w:drawing>
       </w:r>
       <w:r>
-        <w:t>На основе выявленных потребностей построена диаграмма вариантов использования системы (Рисунок 1), отражающая взаимодействие двух категорий пользователей с функциями системы.</w:t>
-      </w:r>
-    </w:p>
-    <w:p>
-      <w:pPr>
-        <w:pStyle w:val="a8"/>
-      </w:pPr>
-      <w:r>
         <w:rPr>
           <w:noProof/>
         </w:rPr>
@@ -4058,52 +3775,6 @@
         <w:t>usecase</w:t>
       </w:r>
       <w:proofErr w:type="spellEnd"/>
-    </w:p>
-    <w:p>
-      <w:pPr>
-        <w:pStyle w:val="a8"/>
-      </w:pPr>
-    </w:p>
-    <w:p>
-      <w:pPr>
-        <w:pStyle w:val="a8"/>
-      </w:pPr>
-      <w:r>
-        <w:t>На основе выявленных потребностей сформулированы нефункциональные требования:</w:t>
-      </w:r>
-    </w:p>
-    <w:p>
-      <w:pPr>
-        <w:pStyle w:val="a0"/>
-      </w:pPr>
-      <w:r>
-        <w:t>Многоязычность: система должна поддерживать произвольное количество языков; добавление нового языка не должно требовать изменений в программном коде или схеме базы данных;</w:t>
-      </w:r>
-    </w:p>
-    <w:p>
-      <w:pPr>
-        <w:pStyle w:val="a0"/>
-      </w:pPr>
-      <w:r>
-        <w:t>Независимость каналов: одна база знаний должна быть доступна через Telegram и браузер без дублирования данных;</w:t>
-      </w:r>
-    </w:p>
-    <w:p>
-      <w:pPr>
-        <w:pStyle w:val="a0"/>
-      </w:pPr>
-      <w:r>
-        <w:lastRenderedPageBreak/>
-        <w:t>Воспроизводимость развёртывания: система должна запускаться в любом окружении, поддерживающем Docker, без ручной настройки;</w:t>
-      </w:r>
-    </w:p>
-    <w:p>
-      <w:pPr>
-        <w:pStyle w:val="a0"/>
-      </w:pPr>
-      <w:r>
-        <w:t>Отказоустойчивость: выход из строя сервиса Telegram-бота не должен затрагивать доступность веб-интерфейса и наоборот.</w:t>
-      </w:r>
     </w:p>
     <w:p>
       <w:pPr>
@@ -4117,6 +3788,16 @@
     </w:p>
     <w:p>
       <w:pPr>
+        <w:pStyle w:val="a0"/>
+        <w:numPr>
+          <w:ilvl w:val="0"/>
+          <w:numId w:val="0"/>
+        </w:numPr>
+        <w:ind w:firstLine="709"/>
+      </w:pPr>
+    </w:p>
+    <w:p>
+      <w:pPr>
         <w:pStyle w:val="a2"/>
       </w:pPr>
       <w:bookmarkStart w:id="27" w:name="_Toc231614973"/>
@@ -4138,20 +3819,28 @@
         <w:pStyle w:val="a8"/>
       </w:pPr>
       <w:r>
+        <w:t>Администратор может зайти в свой аккаунт и выбрать группу или вопрос, а затем редактировать их с возможностью добавить перевод на новый язык, как показано на рисунке 2.</w:t>
+      </w:r>
+    </w:p>
+    <w:p>
+      <w:pPr>
+        <w:pStyle w:val="a5"/>
+      </w:pPr>
+      <w:r>
         <w:rPr>
           <w:noProof/>
         </w:rPr>
         <w:drawing>
-          <wp:anchor distT="0" distB="0" distL="114300" distR="114300" simplePos="0" relativeHeight="251671552" behindDoc="0" locked="0" layoutInCell="1" allowOverlap="1" wp14:anchorId="15A6FD33" wp14:editId="0002E35E">
+          <wp:anchor distT="0" distB="0" distL="114300" distR="114300" simplePos="0" relativeHeight="251671552" behindDoc="0" locked="0" layoutInCell="1" allowOverlap="1" wp14:anchorId="15A6FD33" wp14:editId="0C5C26DE">
             <wp:simplePos x="0" y="0"/>
             <wp:positionH relativeFrom="margin">
-              <wp:posOffset>437527</wp:posOffset>
+              <wp:align>center</wp:align>
             </wp:positionH>
             <wp:positionV relativeFrom="paragraph">
-              <wp:posOffset>852278</wp:posOffset>
+              <wp:posOffset>0</wp:posOffset>
             </wp:positionV>
-            <wp:extent cx="4977130" cy="3363595"/>
-            <wp:effectExtent l="0" t="0" r="0" b="8255"/>
+            <wp:extent cx="6271895" cy="4238625"/>
+            <wp:effectExtent l="0" t="0" r="0" b="9525"/>
             <wp:wrapTopAndBottom/>
             <wp:docPr id="4" name="Picture 4"/>
             <wp:cNvGraphicFramePr>
@@ -4179,7 +3868,7 @@
                   <pic:spPr>
                     <a:xfrm>
                       <a:off x="0" y="0"/>
-                      <a:ext cx="4977130" cy="3363595"/>
+                      <a:ext cx="6271895" cy="4238625"/>
                     </a:xfrm>
                     <a:prstGeom prst="rect">
                       <a:avLst/>
@@ -4197,14 +3886,6 @@
           </wp:anchor>
         </w:drawing>
       </w:r>
-      <w:r>
-        <w:t>Администратор может зайти в свой аккаунт и выбрать группу или вопрос, а затем редактировать их с возможностью добавить перевод на новый язык, как показано на рисунке 2.</w:t>
-      </w:r>
-    </w:p>
-    <w:p>
-      <w:pPr>
-        <w:pStyle w:val="a5"/>
-      </w:pPr>
       <w:r>
         <w:t xml:space="preserve"> </w:t>
       </w:r>
@@ -6566,7 +6247,7 @@
         </w:rPr>
         <w:lastRenderedPageBreak/>
         <w:drawing>
-          <wp:anchor distT="0" distB="0" distL="114300" distR="114300" simplePos="0" relativeHeight="251674624" behindDoc="0" locked="0" layoutInCell="1" allowOverlap="1" wp14:anchorId="62EE2D7B" wp14:editId="70BDB00B">
+          <wp:anchor distT="0" distB="0" distL="114300" distR="114300" simplePos="0" relativeHeight="251674624" behindDoc="0" locked="0" layoutInCell="1" allowOverlap="1" wp14:anchorId="62EE2D7B" wp14:editId="7DC699CC">
             <wp:simplePos x="0" y="0"/>
             <wp:positionH relativeFrom="margin">
               <wp:posOffset>405765</wp:posOffset>
@@ -6630,6 +6311,9 @@
         <w:pStyle w:val="a8"/>
       </w:pPr>
       <w:r>
+        <w:rPr>
+          <w:noProof/>
+        </w:rPr>
         <w:drawing>
           <wp:inline distT="0" distB="0" distL="0" distR="0" wp14:anchorId="2A6835D1" wp14:editId="437C910B">
             <wp:extent cx="4686300" cy="4162817"/>
@@ -9056,6 +8740,155 @@
     </w:lvl>
   </w:abstractNum>
   <w:abstractNum w:abstractNumId="10" w15:restartNumberingAfterBreak="0">
+    <w:nsid w:val="42AA4215"/>
+    <w:multiLevelType w:val="multilevel"/>
+    <w:tmpl w:val="BA5A898E"/>
+    <w:lvl w:ilvl="0">
+      <w:start w:val="1"/>
+      <w:numFmt w:val="bullet"/>
+      <w:lvlText w:val=""/>
+      <w:lvlJc w:val="left"/>
+      <w:pPr>
+        <w:tabs>
+          <w:tab w:val="num" w:pos="720"/>
+        </w:tabs>
+        <w:ind w:left="720" w:hanging="360"/>
+      </w:pPr>
+      <w:rPr>
+        <w:rFonts w:ascii="Symbol" w:hAnsi="Symbol" w:hint="default"/>
+        <w:sz w:val="20"/>
+      </w:rPr>
+    </w:lvl>
+    <w:lvl w:ilvl="1" w:tentative="1">
+      <w:start w:val="1"/>
+      <w:numFmt w:val="bullet"/>
+      <w:lvlText w:val="o"/>
+      <w:lvlJc w:val="left"/>
+      <w:pPr>
+        <w:tabs>
+          <w:tab w:val="num" w:pos="1440"/>
+        </w:tabs>
+        <w:ind w:left="1440" w:hanging="360"/>
+      </w:pPr>
+      <w:rPr>
+        <w:rFonts w:ascii="Courier New" w:hAnsi="Courier New" w:hint="default"/>
+        <w:sz w:val="20"/>
+      </w:rPr>
+    </w:lvl>
+    <w:lvl w:ilvl="2" w:tentative="1">
+      <w:start w:val="1"/>
+      <w:numFmt w:val="bullet"/>
+      <w:lvlText w:val=""/>
+      <w:lvlJc w:val="left"/>
+      <w:pPr>
+        <w:tabs>
+          <w:tab w:val="num" w:pos="2160"/>
+        </w:tabs>
+        <w:ind w:left="2160" w:hanging="360"/>
+      </w:pPr>
+      <w:rPr>
+        <w:rFonts w:ascii="Wingdings" w:hAnsi="Wingdings" w:hint="default"/>
+        <w:sz w:val="20"/>
+      </w:rPr>
+    </w:lvl>
+    <w:lvl w:ilvl="3" w:tentative="1">
+      <w:start w:val="1"/>
+      <w:numFmt w:val="bullet"/>
+      <w:lvlText w:val=""/>
+      <w:lvlJc w:val="left"/>
+      <w:pPr>
+        <w:tabs>
+          <w:tab w:val="num" w:pos="2880"/>
+        </w:tabs>
+        <w:ind w:left="2880" w:hanging="360"/>
+      </w:pPr>
+      <w:rPr>
+        <w:rFonts w:ascii="Wingdings" w:hAnsi="Wingdings" w:hint="default"/>
+        <w:sz w:val="20"/>
+      </w:rPr>
+    </w:lvl>
+    <w:lvl w:ilvl="4" w:tentative="1">
+      <w:start w:val="1"/>
+      <w:numFmt w:val="bullet"/>
+      <w:lvlText w:val=""/>
+      <w:lvlJc w:val="left"/>
+      <w:pPr>
+        <w:tabs>
+          <w:tab w:val="num" w:pos="3600"/>
+        </w:tabs>
+        <w:ind w:left="3600" w:hanging="360"/>
+      </w:pPr>
+      <w:rPr>
+        <w:rFonts w:ascii="Wingdings" w:hAnsi="Wingdings" w:hint="default"/>
+        <w:sz w:val="20"/>
+      </w:rPr>
+    </w:lvl>
+    <w:lvl w:ilvl="5" w:tentative="1">
+      <w:start w:val="1"/>
+      <w:numFmt w:val="bullet"/>
+      <w:lvlText w:val=""/>
+      <w:lvlJc w:val="left"/>
+      <w:pPr>
+        <w:tabs>
+          <w:tab w:val="num" w:pos="4320"/>
+        </w:tabs>
+        <w:ind w:left="4320" w:hanging="360"/>
+      </w:pPr>
+      <w:rPr>
+        <w:rFonts w:ascii="Wingdings" w:hAnsi="Wingdings" w:hint="default"/>
+        <w:sz w:val="20"/>
+      </w:rPr>
+    </w:lvl>
+    <w:lvl w:ilvl="6" w:tentative="1">
+      <w:start w:val="1"/>
+      <w:numFmt w:val="bullet"/>
+      <w:lvlText w:val=""/>
+      <w:lvlJc w:val="left"/>
+      <w:pPr>
+        <w:tabs>
+          <w:tab w:val="num" w:pos="5040"/>
+        </w:tabs>
+        <w:ind w:left="5040" w:hanging="360"/>
+      </w:pPr>
+      <w:rPr>
+        <w:rFonts w:ascii="Wingdings" w:hAnsi="Wingdings" w:hint="default"/>
+        <w:sz w:val="20"/>
+      </w:rPr>
+    </w:lvl>
+    <w:lvl w:ilvl="7" w:tentative="1">
+      <w:start w:val="1"/>
+      <w:numFmt w:val="bullet"/>
+      <w:lvlText w:val=""/>
+      <w:lvlJc w:val="left"/>
+      <w:pPr>
+        <w:tabs>
+          <w:tab w:val="num" w:pos="5760"/>
+        </w:tabs>
+        <w:ind w:left="5760" w:hanging="360"/>
+      </w:pPr>
+      <w:rPr>
+        <w:rFonts w:ascii="Wingdings" w:hAnsi="Wingdings" w:hint="default"/>
+        <w:sz w:val="20"/>
+      </w:rPr>
+    </w:lvl>
+    <w:lvl w:ilvl="8" w:tentative="1">
+      <w:start w:val="1"/>
+      <w:numFmt w:val="bullet"/>
+      <w:lvlText w:val=""/>
+      <w:lvlJc w:val="left"/>
+      <w:pPr>
+        <w:tabs>
+          <w:tab w:val="num" w:pos="6480"/>
+        </w:tabs>
+        <w:ind w:left="6480" w:hanging="360"/>
+      </w:pPr>
+      <w:rPr>
+        <w:rFonts w:ascii="Wingdings" w:hAnsi="Wingdings" w:hint="default"/>
+        <w:sz w:val="20"/>
+      </w:rPr>
+    </w:lvl>
+  </w:abstractNum>
+  <w:abstractNum w:abstractNumId="11" w15:restartNumberingAfterBreak="0">
     <w:nsid w:val="46347097"/>
     <w:multiLevelType w:val="multilevel"/>
     <w:tmpl w:val="7BBECB00"/>
@@ -9144,7 +8977,7 @@
       </w:pPr>
     </w:lvl>
   </w:abstractNum>
-  <w:abstractNum w:abstractNumId="11" w15:restartNumberingAfterBreak="0">
+  <w:abstractNum w:abstractNumId="12" w15:restartNumberingAfterBreak="0">
     <w:nsid w:val="4A8D4051"/>
     <w:multiLevelType w:val="hybridMultilevel"/>
     <w:tmpl w:val="DEE8F606"/>
@@ -9257,7 +9090,7 @@
       </w:rPr>
     </w:lvl>
   </w:abstractNum>
-  <w:abstractNum w:abstractNumId="12" w15:restartNumberingAfterBreak="0">
+  <w:abstractNum w:abstractNumId="13" w15:restartNumberingAfterBreak="0">
     <w:nsid w:val="4BAB1F2A"/>
     <w:multiLevelType w:val="hybridMultilevel"/>
     <w:tmpl w:val="96305240"/>
@@ -9343,7 +9176,7 @@
       </w:pPr>
     </w:lvl>
   </w:abstractNum>
-  <w:abstractNum w:abstractNumId="13" w15:restartNumberingAfterBreak="0">
+  <w:abstractNum w:abstractNumId="14" w15:restartNumberingAfterBreak="0">
     <w:nsid w:val="4C6B6E7B"/>
     <w:multiLevelType w:val="multilevel"/>
     <w:tmpl w:val="FA040BFA"/>
@@ -9460,7 +9293,7 @@
       </w:rPr>
     </w:lvl>
   </w:abstractNum>
-  <w:abstractNum w:abstractNumId="14" w15:restartNumberingAfterBreak="0">
+  <w:abstractNum w:abstractNumId="15" w15:restartNumberingAfterBreak="0">
     <w:nsid w:val="52AF4D15"/>
     <w:multiLevelType w:val="hybridMultilevel"/>
     <w:tmpl w:val="7D769772"/>
@@ -9573,7 +9406,156 @@
       </w:rPr>
     </w:lvl>
   </w:abstractNum>
-  <w:abstractNum w:abstractNumId="15" w15:restartNumberingAfterBreak="0">
+  <w:abstractNum w:abstractNumId="16" w15:restartNumberingAfterBreak="0">
+    <w:nsid w:val="55125884"/>
+    <w:multiLevelType w:val="multilevel"/>
+    <w:tmpl w:val="2FECF482"/>
+    <w:lvl w:ilvl="0">
+      <w:start w:val="1"/>
+      <w:numFmt w:val="bullet"/>
+      <w:lvlText w:val=""/>
+      <w:lvlJc w:val="left"/>
+      <w:pPr>
+        <w:tabs>
+          <w:tab w:val="num" w:pos="720"/>
+        </w:tabs>
+        <w:ind w:left="720" w:hanging="360"/>
+      </w:pPr>
+      <w:rPr>
+        <w:rFonts w:ascii="Symbol" w:hAnsi="Symbol" w:hint="default"/>
+        <w:sz w:val="20"/>
+      </w:rPr>
+    </w:lvl>
+    <w:lvl w:ilvl="1" w:tentative="1">
+      <w:start w:val="1"/>
+      <w:numFmt w:val="bullet"/>
+      <w:lvlText w:val="o"/>
+      <w:lvlJc w:val="left"/>
+      <w:pPr>
+        <w:tabs>
+          <w:tab w:val="num" w:pos="1440"/>
+        </w:tabs>
+        <w:ind w:left="1440" w:hanging="360"/>
+      </w:pPr>
+      <w:rPr>
+        <w:rFonts w:ascii="Courier New" w:hAnsi="Courier New" w:hint="default"/>
+        <w:sz w:val="20"/>
+      </w:rPr>
+    </w:lvl>
+    <w:lvl w:ilvl="2" w:tentative="1">
+      <w:start w:val="1"/>
+      <w:numFmt w:val="bullet"/>
+      <w:lvlText w:val=""/>
+      <w:lvlJc w:val="left"/>
+      <w:pPr>
+        <w:tabs>
+          <w:tab w:val="num" w:pos="2160"/>
+        </w:tabs>
+        <w:ind w:left="2160" w:hanging="360"/>
+      </w:pPr>
+      <w:rPr>
+        <w:rFonts w:ascii="Wingdings" w:hAnsi="Wingdings" w:hint="default"/>
+        <w:sz w:val="20"/>
+      </w:rPr>
+    </w:lvl>
+    <w:lvl w:ilvl="3" w:tentative="1">
+      <w:start w:val="1"/>
+      <w:numFmt w:val="bullet"/>
+      <w:lvlText w:val=""/>
+      <w:lvlJc w:val="left"/>
+      <w:pPr>
+        <w:tabs>
+          <w:tab w:val="num" w:pos="2880"/>
+        </w:tabs>
+        <w:ind w:left="2880" w:hanging="360"/>
+      </w:pPr>
+      <w:rPr>
+        <w:rFonts w:ascii="Wingdings" w:hAnsi="Wingdings" w:hint="default"/>
+        <w:sz w:val="20"/>
+      </w:rPr>
+    </w:lvl>
+    <w:lvl w:ilvl="4" w:tentative="1">
+      <w:start w:val="1"/>
+      <w:numFmt w:val="bullet"/>
+      <w:lvlText w:val=""/>
+      <w:lvlJc w:val="left"/>
+      <w:pPr>
+        <w:tabs>
+          <w:tab w:val="num" w:pos="3600"/>
+        </w:tabs>
+        <w:ind w:left="3600" w:hanging="360"/>
+      </w:pPr>
+      <w:rPr>
+        <w:rFonts w:ascii="Wingdings" w:hAnsi="Wingdings" w:hint="default"/>
+        <w:sz w:val="20"/>
+      </w:rPr>
+    </w:lvl>
+    <w:lvl w:ilvl="5" w:tentative="1">
+      <w:start w:val="1"/>
+      <w:numFmt w:val="bullet"/>
+      <w:lvlText w:val=""/>
+      <w:lvlJc w:val="left"/>
+      <w:pPr>
+        <w:tabs>
+          <w:tab w:val="num" w:pos="4320"/>
+        </w:tabs>
+        <w:ind w:left="4320" w:hanging="360"/>
+      </w:pPr>
+      <w:rPr>
+        <w:rFonts w:ascii="Wingdings" w:hAnsi="Wingdings" w:hint="default"/>
+        <w:sz w:val="20"/>
+      </w:rPr>
+    </w:lvl>
+    <w:lvl w:ilvl="6" w:tentative="1">
+      <w:start w:val="1"/>
+      <w:numFmt w:val="bullet"/>
+      <w:lvlText w:val=""/>
+      <w:lvlJc w:val="left"/>
+      <w:pPr>
+        <w:tabs>
+          <w:tab w:val="num" w:pos="5040"/>
+        </w:tabs>
+        <w:ind w:left="5040" w:hanging="360"/>
+      </w:pPr>
+      <w:rPr>
+        <w:rFonts w:ascii="Wingdings" w:hAnsi="Wingdings" w:hint="default"/>
+        <w:sz w:val="20"/>
+      </w:rPr>
+    </w:lvl>
+    <w:lvl w:ilvl="7" w:tentative="1">
+      <w:start w:val="1"/>
+      <w:numFmt w:val="bullet"/>
+      <w:lvlText w:val=""/>
+      <w:lvlJc w:val="left"/>
+      <w:pPr>
+        <w:tabs>
+          <w:tab w:val="num" w:pos="5760"/>
+        </w:tabs>
+        <w:ind w:left="5760" w:hanging="360"/>
+      </w:pPr>
+      <w:rPr>
+        <w:rFonts w:ascii="Wingdings" w:hAnsi="Wingdings" w:hint="default"/>
+        <w:sz w:val="20"/>
+      </w:rPr>
+    </w:lvl>
+    <w:lvl w:ilvl="8" w:tentative="1">
+      <w:start w:val="1"/>
+      <w:numFmt w:val="bullet"/>
+      <w:lvlText w:val=""/>
+      <w:lvlJc w:val="left"/>
+      <w:pPr>
+        <w:tabs>
+          <w:tab w:val="num" w:pos="6480"/>
+        </w:tabs>
+        <w:ind w:left="6480" w:hanging="360"/>
+      </w:pPr>
+      <w:rPr>
+        <w:rFonts w:ascii="Wingdings" w:hAnsi="Wingdings" w:hint="default"/>
+        <w:sz w:val="20"/>
+      </w:rPr>
+    </w:lvl>
+  </w:abstractNum>
+  <w:abstractNum w:abstractNumId="17" w15:restartNumberingAfterBreak="0">
     <w:nsid w:val="5B1864C4"/>
     <w:multiLevelType w:val="hybridMultilevel"/>
     <w:tmpl w:val="A8B6FB16"/>
@@ -9662,7 +9644,7 @@
       </w:pPr>
     </w:lvl>
   </w:abstractNum>
-  <w:abstractNum w:abstractNumId="16" w15:restartNumberingAfterBreak="0">
+  <w:abstractNum w:abstractNumId="18" w15:restartNumberingAfterBreak="0">
     <w:nsid w:val="5B1E4E6F"/>
     <w:multiLevelType w:val="multilevel"/>
     <w:tmpl w:val="773E1D84"/>
@@ -9775,7 +9757,7 @@
       </w:pPr>
     </w:lvl>
   </w:abstractNum>
-  <w:abstractNum w:abstractNumId="17" w15:restartNumberingAfterBreak="0">
+  <w:abstractNum w:abstractNumId="19" w15:restartNumberingAfterBreak="0">
     <w:nsid w:val="5CC83AC3"/>
     <w:multiLevelType w:val="hybridMultilevel"/>
     <w:tmpl w:val="FBA0AEA2"/>
@@ -9867,7 +9849,7 @@
       </w:pPr>
     </w:lvl>
   </w:abstractNum>
-  <w:abstractNum w:abstractNumId="18" w15:restartNumberingAfterBreak="0">
+  <w:abstractNum w:abstractNumId="20" w15:restartNumberingAfterBreak="0">
     <w:nsid w:val="5FC270DB"/>
     <w:multiLevelType w:val="hybridMultilevel"/>
     <w:tmpl w:val="80F82654"/>
@@ -9957,14 +9939,127 @@
       </w:pPr>
     </w:lvl>
   </w:abstractNum>
+  <w:abstractNum w:abstractNumId="21" w15:restartNumberingAfterBreak="0">
+    <w:nsid w:val="71AB0507"/>
+    <w:multiLevelType w:val="hybridMultilevel"/>
+    <w:tmpl w:val="1794092A"/>
+    <w:lvl w:ilvl="0" w:tplc="0C090001">
+      <w:start w:val="1"/>
+      <w:numFmt w:val="bullet"/>
+      <w:lvlText w:val=""/>
+      <w:lvlJc w:val="left"/>
+      <w:pPr>
+        <w:ind w:left="720" w:hanging="360"/>
+      </w:pPr>
+      <w:rPr>
+        <w:rFonts w:ascii="Symbol" w:hAnsi="Symbol" w:hint="default"/>
+      </w:rPr>
+    </w:lvl>
+    <w:lvl w:ilvl="1" w:tplc="0C090003" w:tentative="1">
+      <w:start w:val="1"/>
+      <w:numFmt w:val="bullet"/>
+      <w:lvlText w:val="o"/>
+      <w:lvlJc w:val="left"/>
+      <w:pPr>
+        <w:ind w:left="1440" w:hanging="360"/>
+      </w:pPr>
+      <w:rPr>
+        <w:rFonts w:ascii="Courier New" w:hAnsi="Courier New" w:cs="Courier New" w:hint="default"/>
+      </w:rPr>
+    </w:lvl>
+    <w:lvl w:ilvl="2" w:tplc="0C090005" w:tentative="1">
+      <w:start w:val="1"/>
+      <w:numFmt w:val="bullet"/>
+      <w:lvlText w:val=""/>
+      <w:lvlJc w:val="left"/>
+      <w:pPr>
+        <w:ind w:left="2160" w:hanging="360"/>
+      </w:pPr>
+      <w:rPr>
+        <w:rFonts w:ascii="Wingdings" w:hAnsi="Wingdings" w:hint="default"/>
+      </w:rPr>
+    </w:lvl>
+    <w:lvl w:ilvl="3" w:tplc="0C090001" w:tentative="1">
+      <w:start w:val="1"/>
+      <w:numFmt w:val="bullet"/>
+      <w:lvlText w:val=""/>
+      <w:lvlJc w:val="left"/>
+      <w:pPr>
+        <w:ind w:left="2880" w:hanging="360"/>
+      </w:pPr>
+      <w:rPr>
+        <w:rFonts w:ascii="Symbol" w:hAnsi="Symbol" w:hint="default"/>
+      </w:rPr>
+    </w:lvl>
+    <w:lvl w:ilvl="4" w:tplc="0C090003" w:tentative="1">
+      <w:start w:val="1"/>
+      <w:numFmt w:val="bullet"/>
+      <w:lvlText w:val="o"/>
+      <w:lvlJc w:val="left"/>
+      <w:pPr>
+        <w:ind w:left="3600" w:hanging="360"/>
+      </w:pPr>
+      <w:rPr>
+        <w:rFonts w:ascii="Courier New" w:hAnsi="Courier New" w:cs="Courier New" w:hint="default"/>
+      </w:rPr>
+    </w:lvl>
+    <w:lvl w:ilvl="5" w:tplc="0C090005" w:tentative="1">
+      <w:start w:val="1"/>
+      <w:numFmt w:val="bullet"/>
+      <w:lvlText w:val=""/>
+      <w:lvlJc w:val="left"/>
+      <w:pPr>
+        <w:ind w:left="4320" w:hanging="360"/>
+      </w:pPr>
+      <w:rPr>
+        <w:rFonts w:ascii="Wingdings" w:hAnsi="Wingdings" w:hint="default"/>
+      </w:rPr>
+    </w:lvl>
+    <w:lvl w:ilvl="6" w:tplc="0C090001" w:tentative="1">
+      <w:start w:val="1"/>
+      <w:numFmt w:val="bullet"/>
+      <w:lvlText w:val=""/>
+      <w:lvlJc w:val="left"/>
+      <w:pPr>
+        <w:ind w:left="5040" w:hanging="360"/>
+      </w:pPr>
+      <w:rPr>
+        <w:rFonts w:ascii="Symbol" w:hAnsi="Symbol" w:hint="default"/>
+      </w:rPr>
+    </w:lvl>
+    <w:lvl w:ilvl="7" w:tplc="0C090003" w:tentative="1">
+      <w:start w:val="1"/>
+      <w:numFmt w:val="bullet"/>
+      <w:lvlText w:val="o"/>
+      <w:lvlJc w:val="left"/>
+      <w:pPr>
+        <w:ind w:left="5760" w:hanging="360"/>
+      </w:pPr>
+      <w:rPr>
+        <w:rFonts w:ascii="Courier New" w:hAnsi="Courier New" w:cs="Courier New" w:hint="default"/>
+      </w:rPr>
+    </w:lvl>
+    <w:lvl w:ilvl="8" w:tplc="0C090005" w:tentative="1">
+      <w:start w:val="1"/>
+      <w:numFmt w:val="bullet"/>
+      <w:lvlText w:val=""/>
+      <w:lvlJc w:val="left"/>
+      <w:pPr>
+        <w:ind w:left="6480" w:hanging="360"/>
+      </w:pPr>
+      <w:rPr>
+        <w:rFonts w:ascii="Wingdings" w:hAnsi="Wingdings" w:hint="default"/>
+      </w:rPr>
+    </w:lvl>
+  </w:abstractNum>
   <w:num w:numId="1" w16cid:durableId="1632129073">
-    <w:abstractNumId w:val="13"/>
+    <w:abstractNumId w:val="14"/>
   </w:num>
   <w:num w:numId="2" w16cid:durableId="171263231">
-    <w:abstractNumId w:val="15"/>
+    <w:abstractNumId w:val="17"/>
   </w:num>
   <w:num w:numId="3" w16cid:durableId="223375866">
-    <w:abstractNumId w:val="13"/>
+    <w:abstractNumId w:val="14"/>
     <w:lvlOverride w:ilvl="0">
       <w:startOverride w:val="1"/>
     </w:lvlOverride>
@@ -9997,10 +10092,10 @@
     <w:abstractNumId w:val="8"/>
   </w:num>
   <w:num w:numId="5" w16cid:durableId="1798377823">
-    <w:abstractNumId w:val="13"/>
+    <w:abstractNumId w:val="14"/>
   </w:num>
   <w:num w:numId="6" w16cid:durableId="1648822195">
-    <w:abstractNumId w:val="13"/>
+    <w:abstractNumId w:val="14"/>
     <w:lvlOverride w:ilvl="0">
       <w:startOverride w:val="1"/>
     </w:lvlOverride>
@@ -10030,7 +10125,7 @@
     </w:lvlOverride>
   </w:num>
   <w:num w:numId="7" w16cid:durableId="1249387818">
-    <w:abstractNumId w:val="13"/>
+    <w:abstractNumId w:val="14"/>
     <w:lvlOverride w:ilvl="0">
       <w:startOverride w:val="1"/>
     </w:lvlOverride>
@@ -10060,10 +10155,10 @@
     </w:lvlOverride>
   </w:num>
   <w:num w:numId="8" w16cid:durableId="1419517859">
-    <w:abstractNumId w:val="11"/>
+    <w:abstractNumId w:val="12"/>
   </w:num>
   <w:num w:numId="9" w16cid:durableId="864751673">
-    <w:abstractNumId w:val="18"/>
+    <w:abstractNumId w:val="20"/>
   </w:num>
   <w:num w:numId="10" w16cid:durableId="1479541828">
     <w:abstractNumId w:val="6"/>
@@ -10072,43 +10167,43 @@
     <w:abstractNumId w:val="5"/>
   </w:num>
   <w:num w:numId="12" w16cid:durableId="1475758081">
-    <w:abstractNumId w:val="17"/>
+    <w:abstractNumId w:val="19"/>
   </w:num>
   <w:num w:numId="13" w16cid:durableId="99376227">
-    <w:abstractNumId w:val="17"/>
+    <w:abstractNumId w:val="19"/>
     <w:lvlOverride w:ilvl="0">
       <w:startOverride w:val="1"/>
     </w:lvlOverride>
   </w:num>
   <w:num w:numId="14" w16cid:durableId="382608026">
-    <w:abstractNumId w:val="17"/>
+    <w:abstractNumId w:val="19"/>
     <w:lvlOverride w:ilvl="0">
       <w:startOverride w:val="5"/>
     </w:lvlOverride>
   </w:num>
   <w:num w:numId="15" w16cid:durableId="1965306125">
-    <w:abstractNumId w:val="17"/>
+    <w:abstractNumId w:val="19"/>
     <w:lvlOverride w:ilvl="0">
       <w:startOverride w:val="1"/>
     </w:lvlOverride>
   </w:num>
   <w:num w:numId="16" w16cid:durableId="1440485864">
-    <w:abstractNumId w:val="17"/>
+    <w:abstractNumId w:val="19"/>
     <w:lvlOverride w:ilvl="0">
       <w:startOverride w:val="12"/>
     </w:lvlOverride>
   </w:num>
   <w:num w:numId="17" w16cid:durableId="770005384">
-    <w:abstractNumId w:val="16"/>
+    <w:abstractNumId w:val="18"/>
   </w:num>
   <w:num w:numId="18" w16cid:durableId="1917089811">
-    <w:abstractNumId w:val="17"/>
+    <w:abstractNumId w:val="19"/>
     <w:lvlOverride w:ilvl="0">
       <w:startOverride w:val="1"/>
     </w:lvlOverride>
   </w:num>
   <w:num w:numId="19" w16cid:durableId="692417125">
-    <w:abstractNumId w:val="17"/>
+    <w:abstractNumId w:val="19"/>
     <w:lvlOverride w:ilvl="0">
       <w:startOverride w:val="1"/>
     </w:lvlOverride>
@@ -10126,7 +10221,7 @@
     <w:abstractNumId w:val="0"/>
   </w:num>
   <w:num w:numId="24" w16cid:durableId="1885292287">
-    <w:abstractNumId w:val="14"/>
+    <w:abstractNumId w:val="15"/>
   </w:num>
   <w:num w:numId="25" w16cid:durableId="1607538468">
     <w:abstractNumId w:val="9"/>
@@ -10138,13 +10233,13 @@
     <w:abstractNumId w:val="4"/>
   </w:num>
   <w:num w:numId="28" w16cid:durableId="2061051328">
-    <w:abstractNumId w:val="10"/>
+    <w:abstractNumId w:val="11"/>
   </w:num>
   <w:num w:numId="29" w16cid:durableId="1325663555">
-    <w:abstractNumId w:val="12"/>
+    <w:abstractNumId w:val="13"/>
   </w:num>
   <w:num w:numId="30" w16cid:durableId="102504555">
-    <w:abstractNumId w:val="13"/>
+    <w:abstractNumId w:val="14"/>
     <w:lvlOverride w:ilvl="0">
       <w:startOverride w:val="1"/>
     </w:lvlOverride>
@@ -10172,6 +10267,15 @@
     <w:lvlOverride w:ilvl="8">
       <w:startOverride w:val="1"/>
     </w:lvlOverride>
+  </w:num>
+  <w:num w:numId="31" w16cid:durableId="1734886275">
+    <w:abstractNumId w:val="16"/>
+  </w:num>
+  <w:num w:numId="32" w16cid:durableId="994723272">
+    <w:abstractNumId w:val="10"/>
+  </w:num>
+  <w:num w:numId="33" w16cid:durableId="380205894">
+    <w:abstractNumId w:val="21"/>
   </w:num>
 </w:numbering>
 </file>

--- a/materials/курсовая (2).docx
+++ b/materials/курсовая (2).docx
@@ -501,6 +501,7 @@
           <w:noProof/>
         </w:rPr>
       </w:pPr>
+      <w:bookmarkStart w:id="16" w:name="_Toc231870690"/>
       <w:r>
         <w:rPr>
           <w:rStyle w:val="a7"/>
@@ -518,27 +519,25 @@
       <w:bookmarkEnd w:id="13"/>
       <w:bookmarkEnd w:id="14"/>
       <w:bookmarkEnd w:id="15"/>
-      <w:r>
-        <w:rPr>
-          <w:rFonts w:asciiTheme="minorHAnsi" w:hAnsiTheme="minorHAnsi"/>
+      <w:bookmarkEnd w:id="16"/>
+      <w:r>
+        <w:rPr>
           <w:bCs/>
-          <w:sz w:val="20"/>
+          <w:szCs w:val="28"/>
         </w:rPr>
         <w:fldChar w:fldCharType="begin"/>
       </w:r>
       <w:r>
         <w:rPr>
-          <w:rFonts w:asciiTheme="minorHAnsi" w:hAnsiTheme="minorHAnsi"/>
           <w:bCs/>
-          <w:sz w:val="20"/>
+          <w:szCs w:val="28"/>
         </w:rPr>
         <w:instrText xml:space="preserve"> TOC \h \z \t "Заголовки_структурных_элементов,1,Раздел,1,Подраздел,2,Пункт_подраздела,3" </w:instrText>
       </w:r>
       <w:r>
         <w:rPr>
-          <w:rFonts w:asciiTheme="minorHAnsi" w:hAnsiTheme="minorHAnsi"/>
           <w:bCs/>
-          <w:sz w:val="20"/>
+          <w:szCs w:val="28"/>
         </w:rPr>
         <w:fldChar w:fldCharType="separate"/>
       </w:r>
@@ -558,7 +557,7 @@
           <w14:ligatures w14:val="standardContextual"/>
         </w:rPr>
       </w:pPr>
-      <w:hyperlink w:anchor="_Toc231614962" w:history="1">
+      <w:hyperlink w:anchor="_Toc231870690" w:history="1">
         <w:r>
           <w:rPr>
             <w:rStyle w:val="Hyperlink"/>
@@ -569,7 +568,7 @@
             <w:sz w:val="28"/>
             <w:szCs w:val="28"/>
           </w:rPr>
-          <w:t>Введение</w:t>
+          <w:t>Содержание</w:t>
         </w:r>
         <w:r>
           <w:rPr>
@@ -605,7 +604,7 @@
             <w:sz w:val="28"/>
             <w:szCs w:val="28"/>
           </w:rPr>
-          <w:instrText xml:space="preserve"> PAGEREF _Toc231614962 \h </w:instrText>
+          <w:instrText xml:space="preserve"> PAGEREF _Toc231870690 \h </w:instrText>
         </w:r>
         <w:r>
           <w:rPr>
@@ -640,7 +639,7 @@
             <w:sz w:val="28"/>
             <w:szCs w:val="28"/>
           </w:rPr>
-          <w:t>4</w:t>
+          <w:t>2</w:t>
         </w:r>
         <w:r>
           <w:rPr>
@@ -671,7 +670,120 @@
           <w14:ligatures w14:val="standardContextual"/>
         </w:rPr>
       </w:pPr>
-      <w:hyperlink w:anchor="_Toc231614963" w:history="1">
+      <w:hyperlink w:anchor="_Toc231870691" w:history="1">
+        <w:r>
+          <w:rPr>
+            <w:rStyle w:val="Hyperlink"/>
+            <w:rFonts w:ascii="Times New Roman" w:hAnsi="Times New Roman"/>
+            <w:b w:val="0"/>
+            <w:bCs w:val="0"/>
+            <w:noProof/>
+            <w:sz w:val="28"/>
+            <w:szCs w:val="28"/>
+          </w:rPr>
+          <w:t>Введение</w:t>
+        </w:r>
+        <w:r>
+          <w:rPr>
+            <w:rFonts w:ascii="Times New Roman" w:hAnsi="Times New Roman"/>
+            <w:b w:val="0"/>
+            <w:bCs w:val="0"/>
+            <w:noProof/>
+            <w:webHidden/>
+            <w:sz w:val="28"/>
+            <w:szCs w:val="28"/>
+          </w:rPr>
+          <w:tab/>
+        </w:r>
+        <w:r>
+          <w:rPr>
+            <w:rFonts w:ascii="Times New Roman" w:hAnsi="Times New Roman"/>
+            <w:b w:val="0"/>
+            <w:bCs w:val="0"/>
+            <w:noProof/>
+            <w:webHidden/>
+            <w:sz w:val="28"/>
+            <w:szCs w:val="28"/>
+          </w:rPr>
+          <w:fldChar w:fldCharType="begin"/>
+        </w:r>
+        <w:r>
+          <w:rPr>
+            <w:rFonts w:ascii="Times New Roman" w:hAnsi="Times New Roman"/>
+            <w:b w:val="0"/>
+            <w:bCs w:val="0"/>
+            <w:noProof/>
+            <w:webHidden/>
+            <w:sz w:val="28"/>
+            <w:szCs w:val="28"/>
+          </w:rPr>
+          <w:instrText xml:space="preserve"> PAGEREF _Toc231870691 \h </w:instrText>
+        </w:r>
+        <w:r>
+          <w:rPr>
+            <w:rFonts w:ascii="Times New Roman" w:hAnsi="Times New Roman"/>
+            <w:b w:val="0"/>
+            <w:bCs w:val="0"/>
+            <w:noProof/>
+            <w:webHidden/>
+            <w:sz w:val="28"/>
+            <w:szCs w:val="28"/>
+          </w:rPr>
+        </w:r>
+        <w:r>
+          <w:rPr>
+            <w:rFonts w:ascii="Times New Roman" w:hAnsi="Times New Roman"/>
+            <w:b w:val="0"/>
+            <w:bCs w:val="0"/>
+            <w:noProof/>
+            <w:webHidden/>
+            <w:sz w:val="28"/>
+            <w:szCs w:val="28"/>
+          </w:rPr>
+          <w:fldChar w:fldCharType="separate"/>
+        </w:r>
+        <w:r>
+          <w:rPr>
+            <w:rFonts w:ascii="Times New Roman" w:hAnsi="Times New Roman"/>
+            <w:b w:val="0"/>
+            <w:bCs w:val="0"/>
+            <w:noProof/>
+            <w:webHidden/>
+            <w:sz w:val="28"/>
+            <w:szCs w:val="28"/>
+          </w:rPr>
+          <w:t>4</w:t>
+        </w:r>
+        <w:r>
+          <w:rPr>
+            <w:rFonts w:ascii="Times New Roman" w:hAnsi="Times New Roman"/>
+            <w:b w:val="0"/>
+            <w:bCs w:val="0"/>
+            <w:noProof/>
+            <w:webHidden/>
+            <w:sz w:val="28"/>
+            <w:szCs w:val="28"/>
+          </w:rPr>
+          <w:fldChar w:fldCharType="end"/>
+        </w:r>
+      </w:hyperlink>
+    </w:p>
+    <w:p>
+      <w:pPr>
+        <w:pStyle w:val="TOC1"/>
+        <w:rPr>
+          <w:rFonts w:ascii="Times New Roman" w:eastAsiaTheme="minorEastAsia" w:hAnsi="Times New Roman"/>
+          <w:b w:val="0"/>
+          <w:bCs w:val="0"/>
+          <w:noProof/>
+          <w:kern w:val="2"/>
+          <w:sz w:val="28"/>
+          <w:szCs w:val="28"/>
+          <w:lang w:val="en-AU" w:eastAsia="en-AU"/>
+          <w14:ligatures w14:val="standardContextual"/>
+        </w:rPr>
+      </w:pPr>
+      <w:hyperlink w:anchor="_Toc231870692" w:history="1">
         <w:r>
           <w:rPr>
             <w:rStyle w:val="Hyperlink"/>
@@ -744,7 +856,7 @@
             <w:sz w:val="28"/>
             <w:szCs w:val="28"/>
           </w:rPr>
-          <w:instrText xml:space="preserve"> PAGEREF _Toc231614963 \h </w:instrText>
+          <w:instrText xml:space="preserve"> PAGEREF _Toc231870692 \h </w:instrText>
         </w:r>
         <w:r>
           <w:rPr>
@@ -799,76 +911,57 @@
       <w:pPr>
         <w:pStyle w:val="TOC2"/>
         <w:spacing w:line="360" w:lineRule="auto"/>
-        <w:ind w:left="0"/>
         <w:rPr>
           <w:rFonts w:eastAsiaTheme="minorEastAsia"/>
-          <w:b w:val="0"/>
-          <w:bCs w:val="0"/>
           <w:kern w:val="2"/>
           <w:lang w:val="en-AU" w:eastAsia="en-AU"/>
           <w14:ligatures w14:val="standardContextual"/>
         </w:rPr>
       </w:pPr>
-      <w:hyperlink w:anchor="_Toc231614964" w:history="1">
+      <w:hyperlink w:anchor="_Toc231870693" w:history="1">
         <w:r>
           <w:rPr>
             <w:rStyle w:val="Hyperlink"/>
-            <w:b w:val="0"/>
-            <w:bCs w:val="0"/>
           </w:rPr>
           <w:t>1.1 Микросервисная архитектура</w:t>
         </w:r>
         <w:r>
           <w:rPr>
-            <w:b w:val="0"/>
-            <w:bCs w:val="0"/>
             <w:webHidden/>
           </w:rPr>
           <w:tab/>
         </w:r>
         <w:r>
           <w:rPr>
-            <w:b w:val="0"/>
-            <w:bCs w:val="0"/>
             <w:webHidden/>
           </w:rPr>
           <w:fldChar w:fldCharType="begin"/>
         </w:r>
         <w:r>
           <w:rPr>
-            <w:b w:val="0"/>
-            <w:bCs w:val="0"/>
-            <w:webHidden/>
-          </w:rPr>
-          <w:instrText xml:space="preserve"> PAGEREF _Toc231614964 \h </w:instrText>
-        </w:r>
-        <w:r>
-          <w:rPr>
-            <w:b w:val="0"/>
-            <w:bCs w:val="0"/>
-            <w:webHidden/>
-          </w:rPr>
-        </w:r>
-        <w:r>
-          <w:rPr>
-            <w:b w:val="0"/>
-            <w:bCs w:val="0"/>
+            <w:webHidden/>
+          </w:rPr>
+          <w:instrText xml:space="preserve"> PAGEREF _Toc231870693 \h </w:instrText>
+        </w:r>
+        <w:r>
+          <w:rPr>
+            <w:webHidden/>
+          </w:rPr>
+        </w:r>
+        <w:r>
+          <w:rPr>
             <w:webHidden/>
           </w:rPr>
           <w:fldChar w:fldCharType="separate"/>
         </w:r>
         <w:r>
           <w:rPr>
-            <w:b w:val="0"/>
-            <w:bCs w:val="0"/>
             <w:webHidden/>
           </w:rPr>
           <w:t>5</w:t>
         </w:r>
         <w:r>
           <w:rPr>
-            <w:b w:val="0"/>
-            <w:bCs w:val="0"/>
             <w:webHidden/>
           </w:rPr>
           <w:fldChar w:fldCharType="end"/>
@@ -879,76 +972,57 @@
       <w:pPr>
         <w:pStyle w:val="TOC2"/>
         <w:spacing w:line="360" w:lineRule="auto"/>
-        <w:ind w:left="0"/>
         <w:rPr>
           <w:rFonts w:eastAsiaTheme="minorEastAsia"/>
-          <w:b w:val="0"/>
-          <w:bCs w:val="0"/>
           <w:kern w:val="2"/>
           <w:lang w:val="en-AU" w:eastAsia="en-AU"/>
           <w14:ligatures w14:val="standardContextual"/>
         </w:rPr>
       </w:pPr>
-      <w:hyperlink w:anchor="_Toc231614965" w:history="1">
+      <w:hyperlink w:anchor="_Toc231870694" w:history="1">
         <w:r>
           <w:rPr>
             <w:rStyle w:val="Hyperlink"/>
-            <w:b w:val="0"/>
-            <w:bCs w:val="0"/>
           </w:rPr>
           <w:t>1.2 Spring Boot</w:t>
         </w:r>
         <w:r>
           <w:rPr>
-            <w:b w:val="0"/>
-            <w:bCs w:val="0"/>
             <w:webHidden/>
           </w:rPr>
           <w:tab/>
         </w:r>
         <w:r>
           <w:rPr>
-            <w:b w:val="0"/>
-            <w:bCs w:val="0"/>
             <w:webHidden/>
           </w:rPr>
           <w:fldChar w:fldCharType="begin"/>
         </w:r>
         <w:r>
           <w:rPr>
-            <w:b w:val="0"/>
-            <w:bCs w:val="0"/>
-            <w:webHidden/>
-          </w:rPr>
-          <w:instrText xml:space="preserve"> PAGEREF _Toc231614965 \h </w:instrText>
-        </w:r>
-        <w:r>
-          <w:rPr>
-            <w:b w:val="0"/>
-            <w:bCs w:val="0"/>
-            <w:webHidden/>
-          </w:rPr>
-        </w:r>
-        <w:r>
-          <w:rPr>
-            <w:b w:val="0"/>
-            <w:bCs w:val="0"/>
+            <w:webHidden/>
+          </w:rPr>
+          <w:instrText xml:space="preserve"> PAGEREF _Toc231870694 \h </w:instrText>
+        </w:r>
+        <w:r>
+          <w:rPr>
+            <w:webHidden/>
+          </w:rPr>
+        </w:r>
+        <w:r>
+          <w:rPr>
             <w:webHidden/>
           </w:rPr>
           <w:fldChar w:fldCharType="separate"/>
         </w:r>
         <w:r>
           <w:rPr>
-            <w:b w:val="0"/>
-            <w:bCs w:val="0"/>
             <w:webHidden/>
           </w:rPr>
           <w:t>5</w:t>
         </w:r>
         <w:r>
           <w:rPr>
-            <w:b w:val="0"/>
-            <w:bCs w:val="0"/>
             <w:webHidden/>
           </w:rPr>
           <w:fldChar w:fldCharType="end"/>
@@ -959,76 +1033,57 @@
       <w:pPr>
         <w:pStyle w:val="TOC2"/>
         <w:spacing w:line="360" w:lineRule="auto"/>
-        <w:ind w:left="0"/>
         <w:rPr>
           <w:rFonts w:eastAsiaTheme="minorEastAsia"/>
-          <w:b w:val="0"/>
-          <w:bCs w:val="0"/>
           <w:kern w:val="2"/>
           <w:lang w:val="en-AU" w:eastAsia="en-AU"/>
           <w14:ligatures w14:val="standardContextual"/>
         </w:rPr>
       </w:pPr>
-      <w:hyperlink w:anchor="_Toc231614966" w:history="1">
+      <w:hyperlink w:anchor="_Toc231870695" w:history="1">
         <w:r>
           <w:rPr>
             <w:rStyle w:val="Hyperlink"/>
-            <w:b w:val="0"/>
-            <w:bCs w:val="0"/>
           </w:rPr>
           <w:t>1.3 MongoDB</w:t>
         </w:r>
         <w:r>
           <w:rPr>
-            <w:b w:val="0"/>
-            <w:bCs w:val="0"/>
             <w:webHidden/>
           </w:rPr>
           <w:tab/>
         </w:r>
         <w:r>
           <w:rPr>
-            <w:b w:val="0"/>
-            <w:bCs w:val="0"/>
             <w:webHidden/>
           </w:rPr>
           <w:fldChar w:fldCharType="begin"/>
         </w:r>
         <w:r>
           <w:rPr>
-            <w:b w:val="0"/>
-            <w:bCs w:val="0"/>
-            <w:webHidden/>
-          </w:rPr>
-          <w:instrText xml:space="preserve"> PAGEREF _Toc231614966 \h </w:instrText>
-        </w:r>
-        <w:r>
-          <w:rPr>
-            <w:b w:val="0"/>
-            <w:bCs w:val="0"/>
-            <w:webHidden/>
-          </w:rPr>
-        </w:r>
-        <w:r>
-          <w:rPr>
-            <w:b w:val="0"/>
-            <w:bCs w:val="0"/>
+            <w:webHidden/>
+          </w:rPr>
+          <w:instrText xml:space="preserve"> PAGEREF _Toc231870695 \h </w:instrText>
+        </w:r>
+        <w:r>
+          <w:rPr>
+            <w:webHidden/>
+          </w:rPr>
+        </w:r>
+        <w:r>
+          <w:rPr>
             <w:webHidden/>
           </w:rPr>
           <w:fldChar w:fldCharType="separate"/>
         </w:r>
         <w:r>
           <w:rPr>
-            <w:b w:val="0"/>
-            <w:bCs w:val="0"/>
             <w:webHidden/>
           </w:rPr>
           <w:t>6</w:t>
         </w:r>
         <w:r>
           <w:rPr>
-            <w:b w:val="0"/>
-            <w:bCs w:val="0"/>
             <w:webHidden/>
           </w:rPr>
           <w:fldChar w:fldCharType="end"/>
@@ -1039,76 +1094,57 @@
       <w:pPr>
         <w:pStyle w:val="TOC2"/>
         <w:spacing w:line="360" w:lineRule="auto"/>
-        <w:ind w:left="0"/>
         <w:rPr>
           <w:rFonts w:eastAsiaTheme="minorEastAsia"/>
-          <w:b w:val="0"/>
-          <w:bCs w:val="0"/>
           <w:kern w:val="2"/>
           <w:lang w:val="en-AU" w:eastAsia="en-AU"/>
           <w14:ligatures w14:val="standardContextual"/>
         </w:rPr>
       </w:pPr>
-      <w:hyperlink w:anchor="_Toc231614967" w:history="1">
+      <w:hyperlink w:anchor="_Toc231870696" w:history="1">
         <w:r>
           <w:rPr>
             <w:rStyle w:val="Hyperlink"/>
-            <w:b w:val="0"/>
-            <w:bCs w:val="0"/>
           </w:rPr>
           <w:t>1.4 Redis</w:t>
         </w:r>
         <w:r>
           <w:rPr>
-            <w:b w:val="0"/>
-            <w:bCs w:val="0"/>
             <w:webHidden/>
           </w:rPr>
           <w:tab/>
         </w:r>
         <w:r>
           <w:rPr>
-            <w:b w:val="0"/>
-            <w:bCs w:val="0"/>
             <w:webHidden/>
           </w:rPr>
           <w:fldChar w:fldCharType="begin"/>
         </w:r>
         <w:r>
           <w:rPr>
-            <w:b w:val="0"/>
-            <w:bCs w:val="0"/>
-            <w:webHidden/>
-          </w:rPr>
-          <w:instrText xml:space="preserve"> PAGEREF _Toc231614967 \h </w:instrText>
-        </w:r>
-        <w:r>
-          <w:rPr>
-            <w:b w:val="0"/>
-            <w:bCs w:val="0"/>
-            <w:webHidden/>
-          </w:rPr>
-        </w:r>
-        <w:r>
-          <w:rPr>
-            <w:b w:val="0"/>
-            <w:bCs w:val="0"/>
+            <w:webHidden/>
+          </w:rPr>
+          <w:instrText xml:space="preserve"> PAGEREF _Toc231870696 \h </w:instrText>
+        </w:r>
+        <w:r>
+          <w:rPr>
+            <w:webHidden/>
+          </w:rPr>
+        </w:r>
+        <w:r>
+          <w:rPr>
             <w:webHidden/>
           </w:rPr>
           <w:fldChar w:fldCharType="separate"/>
         </w:r>
         <w:r>
           <w:rPr>
-            <w:b w:val="0"/>
-            <w:bCs w:val="0"/>
             <w:webHidden/>
           </w:rPr>
           <w:t>6</w:t>
         </w:r>
         <w:r>
           <w:rPr>
-            <w:b w:val="0"/>
-            <w:bCs w:val="0"/>
             <w:webHidden/>
           </w:rPr>
           <w:fldChar w:fldCharType="end"/>
@@ -1119,76 +1155,57 @@
       <w:pPr>
         <w:pStyle w:val="TOC2"/>
         <w:spacing w:line="360" w:lineRule="auto"/>
-        <w:ind w:left="0"/>
         <w:rPr>
           <w:rFonts w:eastAsiaTheme="minorEastAsia"/>
-          <w:b w:val="0"/>
-          <w:bCs w:val="0"/>
           <w:kern w:val="2"/>
           <w:lang w:val="en-AU" w:eastAsia="en-AU"/>
           <w14:ligatures w14:val="standardContextual"/>
         </w:rPr>
       </w:pPr>
-      <w:hyperlink w:anchor="_Toc231614968" w:history="1">
+      <w:hyperlink w:anchor="_Toc231870697" w:history="1">
         <w:r>
           <w:rPr>
             <w:rStyle w:val="Hyperlink"/>
-            <w:b w:val="0"/>
-            <w:bCs w:val="0"/>
           </w:rPr>
           <w:t>1.5 Telegram Bot API</w:t>
         </w:r>
         <w:r>
           <w:rPr>
-            <w:b w:val="0"/>
-            <w:bCs w:val="0"/>
             <w:webHidden/>
           </w:rPr>
           <w:tab/>
         </w:r>
         <w:r>
           <w:rPr>
-            <w:b w:val="0"/>
-            <w:bCs w:val="0"/>
             <w:webHidden/>
           </w:rPr>
           <w:fldChar w:fldCharType="begin"/>
         </w:r>
         <w:r>
           <w:rPr>
-            <w:b w:val="0"/>
-            <w:bCs w:val="0"/>
-            <w:webHidden/>
-          </w:rPr>
-          <w:instrText xml:space="preserve"> PAGEREF _Toc231614968 \h </w:instrText>
-        </w:r>
-        <w:r>
-          <w:rPr>
-            <w:b w:val="0"/>
-            <w:bCs w:val="0"/>
-            <w:webHidden/>
-          </w:rPr>
-        </w:r>
-        <w:r>
-          <w:rPr>
-            <w:b w:val="0"/>
-            <w:bCs w:val="0"/>
+            <w:webHidden/>
+          </w:rPr>
+          <w:instrText xml:space="preserve"> PAGEREF _Toc231870697 \h </w:instrText>
+        </w:r>
+        <w:r>
+          <w:rPr>
+            <w:webHidden/>
+          </w:rPr>
+        </w:r>
+        <w:r>
+          <w:rPr>
             <w:webHidden/>
           </w:rPr>
           <w:fldChar w:fldCharType="separate"/>
         </w:r>
         <w:r>
           <w:rPr>
-            <w:b w:val="0"/>
-            <w:bCs w:val="0"/>
             <w:webHidden/>
           </w:rPr>
           <w:t>7</w:t>
         </w:r>
         <w:r>
           <w:rPr>
-            <w:b w:val="0"/>
-            <w:bCs w:val="0"/>
             <w:webHidden/>
           </w:rPr>
           <w:fldChar w:fldCharType="end"/>
@@ -1199,76 +1216,57 @@
       <w:pPr>
         <w:pStyle w:val="TOC2"/>
         <w:spacing w:line="360" w:lineRule="auto"/>
-        <w:ind w:left="0"/>
         <w:rPr>
           <w:rFonts w:eastAsiaTheme="minorEastAsia"/>
-          <w:b w:val="0"/>
-          <w:bCs w:val="0"/>
           <w:kern w:val="2"/>
           <w:lang w:val="en-AU" w:eastAsia="en-AU"/>
           <w14:ligatures w14:val="standardContextual"/>
         </w:rPr>
       </w:pPr>
-      <w:hyperlink w:anchor="_Toc231614969" w:history="1">
+      <w:hyperlink w:anchor="_Toc231870698" w:history="1">
         <w:r>
           <w:rPr>
             <w:rStyle w:val="Hyperlink"/>
-            <w:b w:val="0"/>
-            <w:bCs w:val="0"/>
           </w:rPr>
           <w:t>1.6 React</w:t>
         </w:r>
         <w:r>
           <w:rPr>
-            <w:b w:val="0"/>
-            <w:bCs w:val="0"/>
             <w:webHidden/>
           </w:rPr>
           <w:tab/>
         </w:r>
         <w:r>
           <w:rPr>
-            <w:b w:val="0"/>
-            <w:bCs w:val="0"/>
             <w:webHidden/>
           </w:rPr>
           <w:fldChar w:fldCharType="begin"/>
         </w:r>
         <w:r>
           <w:rPr>
-            <w:b w:val="0"/>
-            <w:bCs w:val="0"/>
-            <w:webHidden/>
-          </w:rPr>
-          <w:instrText xml:space="preserve"> PAGEREF _Toc231614969 \h </w:instrText>
-        </w:r>
-        <w:r>
-          <w:rPr>
-            <w:b w:val="0"/>
-            <w:bCs w:val="0"/>
-            <w:webHidden/>
-          </w:rPr>
-        </w:r>
-        <w:r>
-          <w:rPr>
-            <w:b w:val="0"/>
-            <w:bCs w:val="0"/>
+            <w:webHidden/>
+          </w:rPr>
+          <w:instrText xml:space="preserve"> PAGEREF _Toc231870698 \h </w:instrText>
+        </w:r>
+        <w:r>
+          <w:rPr>
+            <w:webHidden/>
+          </w:rPr>
+        </w:r>
+        <w:r>
+          <w:rPr>
             <w:webHidden/>
           </w:rPr>
           <w:fldChar w:fldCharType="separate"/>
         </w:r>
         <w:r>
           <w:rPr>
-            <w:b w:val="0"/>
-            <w:bCs w:val="0"/>
             <w:webHidden/>
           </w:rPr>
           <w:t>7</w:t>
         </w:r>
         <w:r>
           <w:rPr>
-            <w:b w:val="0"/>
-            <w:bCs w:val="0"/>
             <w:webHidden/>
           </w:rPr>
           <w:fldChar w:fldCharType="end"/>
@@ -1279,76 +1277,57 @@
       <w:pPr>
         <w:pStyle w:val="TOC2"/>
         <w:spacing w:line="360" w:lineRule="auto"/>
-        <w:ind w:left="0"/>
         <w:rPr>
           <w:rFonts w:eastAsiaTheme="minorEastAsia"/>
-          <w:b w:val="0"/>
-          <w:bCs w:val="0"/>
           <w:kern w:val="2"/>
           <w:lang w:val="en-AU" w:eastAsia="en-AU"/>
           <w14:ligatures w14:val="standardContextual"/>
         </w:rPr>
       </w:pPr>
-      <w:hyperlink w:anchor="_Toc231614970" w:history="1">
+      <w:hyperlink w:anchor="_Toc231870699" w:history="1">
         <w:r>
           <w:rPr>
             <w:rStyle w:val="Hyperlink"/>
-            <w:b w:val="0"/>
-            <w:bCs w:val="0"/>
           </w:rPr>
           <w:t>1.7 Docker и Docker Compose</w:t>
         </w:r>
         <w:r>
           <w:rPr>
-            <w:b w:val="0"/>
-            <w:bCs w:val="0"/>
             <w:webHidden/>
           </w:rPr>
           <w:tab/>
         </w:r>
         <w:r>
           <w:rPr>
-            <w:b w:val="0"/>
-            <w:bCs w:val="0"/>
             <w:webHidden/>
           </w:rPr>
           <w:fldChar w:fldCharType="begin"/>
         </w:r>
         <w:r>
           <w:rPr>
-            <w:b w:val="0"/>
-            <w:bCs w:val="0"/>
-            <w:webHidden/>
-          </w:rPr>
-          <w:instrText xml:space="preserve"> PAGEREF _Toc231614970 \h </w:instrText>
-        </w:r>
-        <w:r>
-          <w:rPr>
-            <w:b w:val="0"/>
-            <w:bCs w:val="0"/>
-            <w:webHidden/>
-          </w:rPr>
-        </w:r>
-        <w:r>
-          <w:rPr>
-            <w:b w:val="0"/>
-            <w:bCs w:val="0"/>
+            <w:webHidden/>
+          </w:rPr>
+          <w:instrText xml:space="preserve"> PAGEREF _Toc231870699 \h </w:instrText>
+        </w:r>
+        <w:r>
+          <w:rPr>
+            <w:webHidden/>
+          </w:rPr>
+        </w:r>
+        <w:r>
+          <w:rPr>
             <w:webHidden/>
           </w:rPr>
           <w:fldChar w:fldCharType="separate"/>
         </w:r>
         <w:r>
           <w:rPr>
-            <w:b w:val="0"/>
-            <w:bCs w:val="0"/>
             <w:webHidden/>
           </w:rPr>
           <w:t>8</w:t>
         </w:r>
         <w:r>
           <w:rPr>
-            <w:b w:val="0"/>
-            <w:bCs w:val="0"/>
             <w:webHidden/>
           </w:rPr>
           <w:fldChar w:fldCharType="end"/>
@@ -1370,7 +1349,7 @@
           <w14:ligatures w14:val="standardContextual"/>
         </w:rPr>
       </w:pPr>
-      <w:hyperlink w:anchor="_Toc231614971" w:history="1">
+      <w:hyperlink w:anchor="_Toc231870700" w:history="1">
         <w:r>
           <w:rPr>
             <w:rStyle w:val="Hyperlink"/>
@@ -1407,31 +1386,31 @@
             <w:sz w:val="28"/>
             <w:szCs w:val="28"/>
           </w:rPr>
-          <w:t xml:space="preserve">Анализ предметной области </w:t>
-        </w:r>
-        <w:r>
-          <w:rPr>
-            <w:rStyle w:val="Hyperlink"/>
+          <w:t>Анализ предметной области и выбор технологий</w:t>
+        </w:r>
+        <w:r>
+          <w:rPr>
             <w:rFonts w:ascii="Times New Roman" w:hAnsi="Times New Roman"/>
             <w:b w:val="0"/>
             <w:bCs w:val="0"/>
             <w:noProof/>
+            <w:webHidden/>
             <w:sz w:val="28"/>
             <w:szCs w:val="28"/>
           </w:rPr>
-          <w:t>и</w:t>
-        </w:r>
-        <w:r>
-          <w:rPr>
-            <w:rStyle w:val="Hyperlink"/>
+          <w:tab/>
+        </w:r>
+        <w:r>
+          <w:rPr>
             <w:rFonts w:ascii="Times New Roman" w:hAnsi="Times New Roman"/>
             <w:b w:val="0"/>
             <w:bCs w:val="0"/>
             <w:noProof/>
+            <w:webHidden/>
             <w:sz w:val="28"/>
             <w:szCs w:val="28"/>
           </w:rPr>
-          <w:t xml:space="preserve"> выбор технологий</w:t>
+          <w:fldChar w:fldCharType="begin"/>
         </w:r>
         <w:r>
           <w:rPr>
@@ -1443,7 +1422,7 @@
             <w:sz w:val="28"/>
             <w:szCs w:val="28"/>
           </w:rPr>
-          <w:tab/>
+          <w:instrText xml:space="preserve"> PAGEREF _Toc231870700 \h </w:instrText>
         </w:r>
         <w:r>
           <w:rPr>
@@ -1455,7 +1434,6 @@
             <w:sz w:val="28"/>
             <w:szCs w:val="28"/>
           </w:rPr>
-          <w:fldChar w:fldCharType="begin"/>
         </w:r>
         <w:r>
           <w:rPr>
@@ -1467,7 +1445,7 @@
             <w:sz w:val="28"/>
             <w:szCs w:val="28"/>
           </w:rPr>
-          <w:instrText xml:space="preserve"> PAGEREF _Toc231614971 \h </w:instrText>
+          <w:fldChar w:fldCharType="separate"/>
         </w:r>
         <w:r>
           <w:rPr>
@@ -1479,6 +1457,7 @@
             <w:sz w:val="28"/>
             <w:szCs w:val="28"/>
           </w:rPr>
+          <w:t>9</w:t>
         </w:r>
         <w:r>
           <w:rPr>
@@ -1490,198 +1469,448 @@
             <w:sz w:val="28"/>
             <w:szCs w:val="28"/>
           </w:rPr>
-          <w:fldChar w:fldCharType="separate"/>
-        </w:r>
-        <w:r>
-          <w:rPr>
-            <w:rFonts w:ascii="Times New Roman" w:hAnsi="Times New Roman"/>
-            <w:b w:val="0"/>
-            <w:bCs w:val="0"/>
-            <w:noProof/>
-            <w:webHidden/>
-            <w:sz w:val="28"/>
-            <w:szCs w:val="28"/>
-          </w:rPr>
-          <w:t>9</w:t>
-        </w:r>
-        <w:r>
-          <w:rPr>
-            <w:rFonts w:ascii="Times New Roman" w:hAnsi="Times New Roman"/>
-            <w:b w:val="0"/>
-            <w:bCs w:val="0"/>
-            <w:noProof/>
-            <w:webHidden/>
-            <w:sz w:val="28"/>
-            <w:szCs w:val="28"/>
-          </w:rPr>
           <w:fldChar w:fldCharType="end"/>
         </w:r>
       </w:hyperlink>
-    </w:p>
-    <w:p>
-      <w:pPr>
-        <w:pStyle w:val="TOC2"/>
-        <w:rPr>
-          <w:u w:val="single"/>
-        </w:rPr>
-      </w:pPr>
-      <w:r>
-        <w:rPr>
-          <w:u w:val="single"/>
-        </w:rPr>
-        <w:t>2.1 Предметная область</w:t>
-      </w:r>
-      <w:r>
-        <w:rPr>
-          <w:u w:val="single"/>
-        </w:rPr>
-        <w:tab/>
-      </w:r>
     </w:p>
     <w:p>
       <w:pPr>
         <w:pStyle w:val="TOC2"/>
         <w:spacing w:line="360" w:lineRule="auto"/>
-        <w:ind w:left="0"/>
-      </w:pPr>
-      <w:r>
-        <w:t>2.2 Описание проблемы</w:t>
-      </w:r>
-      <w:r>
-        <w:tab/>
-      </w:r>
-    </w:p>
-    <w:p>
-      <w:pPr>
-        <w:pStyle w:val="TOC2"/>
-        <w:spacing w:line="360" w:lineRule="auto"/>
-        <w:ind w:left="0"/>
         <w:rPr>
           <w:rFonts w:eastAsiaTheme="minorEastAsia"/>
-          <w:b w:val="0"/>
-          <w:bCs w:val="0"/>
-          <w:kern w:val="2"/>
-          <w:lang w:eastAsia="en-AU"/>
-          <w14:ligatures w14:val="standardContextual"/>
-        </w:rPr>
-      </w:pPr>
-      <w:r>
-        <w:t>2.3 Постановка задачи и анализ требований</w:t>
-      </w:r>
-      <w:r>
-        <w:tab/>
-        <w:t>9</w:t>
-      </w:r>
-    </w:p>
-    <w:p>
-      <w:pPr>
-        <w:pStyle w:val="TOC2"/>
-        <w:spacing w:line="360" w:lineRule="auto"/>
-        <w:ind w:left="0"/>
-        <w:rPr>
-          <w:rFonts w:eastAsiaTheme="minorEastAsia"/>
-          <w:b w:val="0"/>
-          <w:bCs w:val="0"/>
-          <w:kern w:val="2"/>
-          <w:lang w:eastAsia="en-AU"/>
-          <w14:ligatures w14:val="standardContextual"/>
-        </w:rPr>
-      </w:pPr>
-      <w:r>
-        <w:t>2.4 Сценарии использования</w:t>
-      </w:r>
-      <w:r>
-        <w:tab/>
-        <w:t>11</w:t>
-      </w:r>
-    </w:p>
-    <w:p>
-      <w:pPr>
-        <w:pStyle w:val="TOC2"/>
-        <w:spacing w:line="360" w:lineRule="auto"/>
-        <w:ind w:left="0"/>
-        <w:rPr>
-          <w:rFonts w:eastAsiaTheme="minorEastAsia"/>
-          <w:b w:val="0"/>
-          <w:bCs w:val="0"/>
-          <w:kern w:val="2"/>
-          <w:lang w:eastAsia="en-AU"/>
-          <w14:ligatures w14:val="standardContextual"/>
-        </w:rPr>
-      </w:pPr>
-      <w:r>
-        <w:t>2.5 Обзор существующих подходов и систем</w:t>
-      </w:r>
-      <w:r>
-        <w:tab/>
-        <w:t>12</w:t>
-      </w:r>
-    </w:p>
-    <w:p>
-      <w:pPr>
-        <w:pStyle w:val="TOC2"/>
-        <w:spacing w:line="360" w:lineRule="auto"/>
-        <w:ind w:left="0"/>
-        <w:rPr>
-          <w:rFonts w:eastAsiaTheme="minorEastAsia"/>
-          <w:b w:val="0"/>
-          <w:bCs w:val="0"/>
           <w:kern w:val="2"/>
           <w:lang w:val="en-AU" w:eastAsia="en-AU"/>
           <w14:ligatures w14:val="standardContextual"/>
         </w:rPr>
       </w:pPr>
-      <w:r>
-        <w:t>2.6 Выбор технологического стека</w:t>
-      </w:r>
-      <w:r>
-        <w:tab/>
-        <w:t>14</w:t>
-      </w:r>
+      <w:hyperlink w:anchor="_Toc231870701" w:history="1">
+        <w:r>
+          <w:rPr>
+            <w:rStyle w:val="Hyperlink"/>
+          </w:rPr>
+          <w:t>2.1 Описание проб</w:t>
+        </w:r>
+        <w:r>
+          <w:rPr>
+            <w:rStyle w:val="Hyperlink"/>
+          </w:rPr>
+          <w:t>л</w:t>
+        </w:r>
+        <w:r>
+          <w:rPr>
+            <w:rStyle w:val="Hyperlink"/>
+          </w:rPr>
+          <w:t>емы</w:t>
+        </w:r>
+        <w:r>
+          <w:rPr>
+            <w:webHidden/>
+          </w:rPr>
+          <w:tab/>
+        </w:r>
+        <w:r>
+          <w:rPr>
+            <w:webHidden/>
+          </w:rPr>
+          <w:fldChar w:fldCharType="begin"/>
+        </w:r>
+        <w:r>
+          <w:rPr>
+            <w:webHidden/>
+          </w:rPr>
+          <w:instrText xml:space="preserve"> PAGEREF _Toc231870701 \h </w:instrText>
+        </w:r>
+        <w:r>
+          <w:rPr>
+            <w:webHidden/>
+          </w:rPr>
+        </w:r>
+        <w:r>
+          <w:rPr>
+            <w:webHidden/>
+          </w:rPr>
+          <w:fldChar w:fldCharType="separate"/>
+        </w:r>
+        <w:r>
+          <w:rPr>
+            <w:webHidden/>
+          </w:rPr>
+          <w:t>9</w:t>
+        </w:r>
+        <w:r>
+          <w:rPr>
+            <w:webHidden/>
+          </w:rPr>
+          <w:fldChar w:fldCharType="end"/>
+        </w:r>
+      </w:hyperlink>
     </w:p>
     <w:p>
       <w:pPr>
         <w:pStyle w:val="TOC2"/>
         <w:spacing w:line="360" w:lineRule="auto"/>
-        <w:ind w:left="0"/>
         <w:rPr>
           <w:rFonts w:eastAsiaTheme="minorEastAsia"/>
-          <w:b w:val="0"/>
-          <w:bCs w:val="0"/>
           <w:kern w:val="2"/>
           <w:lang w:val="en-AU" w:eastAsia="en-AU"/>
           <w14:ligatures w14:val="standardContextual"/>
         </w:rPr>
       </w:pPr>
-      <w:r>
-        <w:t>2.7 Базы данных</w:t>
-      </w:r>
-      <w:r>
-        <w:tab/>
-        <w:t>15</w:t>
-      </w:r>
+      <w:hyperlink w:anchor="_Toc231870702" w:history="1">
+        <w:r>
+          <w:rPr>
+            <w:rStyle w:val="Hyperlink"/>
+          </w:rPr>
+          <w:t>2.2 Постановка задачи и анализ требований</w:t>
+        </w:r>
+        <w:r>
+          <w:rPr>
+            <w:webHidden/>
+          </w:rPr>
+          <w:tab/>
+        </w:r>
+        <w:r>
+          <w:rPr>
+            <w:webHidden/>
+          </w:rPr>
+          <w:fldChar w:fldCharType="begin"/>
+        </w:r>
+        <w:r>
+          <w:rPr>
+            <w:webHidden/>
+          </w:rPr>
+          <w:instrText xml:space="preserve"> PAGEREF _Toc231870702 \h </w:instrText>
+        </w:r>
+        <w:r>
+          <w:rPr>
+            <w:webHidden/>
+          </w:rPr>
+        </w:r>
+        <w:r>
+          <w:rPr>
+            <w:webHidden/>
+          </w:rPr>
+          <w:fldChar w:fldCharType="separate"/>
+        </w:r>
+        <w:r>
+          <w:rPr>
+            <w:webHidden/>
+          </w:rPr>
+          <w:t>9</w:t>
+        </w:r>
+        <w:r>
+          <w:rPr>
+            <w:webHidden/>
+          </w:rPr>
+          <w:fldChar w:fldCharType="end"/>
+        </w:r>
+      </w:hyperlink>
     </w:p>
     <w:p>
       <w:pPr>
         <w:pStyle w:val="TOC2"/>
         <w:spacing w:line="360" w:lineRule="auto"/>
-        <w:ind w:left="0"/>
         <w:rPr>
           <w:rFonts w:eastAsiaTheme="minorEastAsia"/>
-          <w:b w:val="0"/>
-          <w:bCs w:val="0"/>
           <w:kern w:val="2"/>
           <w:lang w:val="en-AU" w:eastAsia="en-AU"/>
           <w14:ligatures w14:val="standardContextual"/>
         </w:rPr>
       </w:pPr>
-      <w:r>
-        <w:t>2.8 Архитектура</w:t>
-      </w:r>
-      <w:r>
-        <w:tab/>
-        <w:t>15</w:t>
-      </w:r>
+      <w:hyperlink w:anchor="_Toc231870703" w:history="1">
+        <w:r>
+          <w:rPr>
+            <w:rStyle w:val="Hyperlink"/>
+          </w:rPr>
+          <w:t>2.3 Сценарии использования</w:t>
+        </w:r>
+        <w:r>
+          <w:rPr>
+            <w:webHidden/>
+          </w:rPr>
+          <w:tab/>
+        </w:r>
+        <w:r>
+          <w:rPr>
+            <w:webHidden/>
+          </w:rPr>
+          <w:fldChar w:fldCharType="begin"/>
+        </w:r>
+        <w:r>
+          <w:rPr>
+            <w:webHidden/>
+          </w:rPr>
+          <w:instrText xml:space="preserve"> PAGEREF _Toc231870703 \h </w:instrText>
+        </w:r>
+        <w:r>
+          <w:rPr>
+            <w:webHidden/>
+          </w:rPr>
+        </w:r>
+        <w:r>
+          <w:rPr>
+            <w:webHidden/>
+          </w:rPr>
+          <w:fldChar w:fldCharType="separate"/>
+        </w:r>
+        <w:r>
+          <w:rPr>
+            <w:webHidden/>
+          </w:rPr>
+          <w:t>11</w:t>
+        </w:r>
+        <w:r>
+          <w:rPr>
+            <w:webHidden/>
+          </w:rPr>
+          <w:fldChar w:fldCharType="end"/>
+        </w:r>
+      </w:hyperlink>
+    </w:p>
+    <w:p>
+      <w:pPr>
+        <w:pStyle w:val="TOC2"/>
+        <w:spacing w:line="360" w:lineRule="auto"/>
+        <w:rPr>
+          <w:rFonts w:eastAsiaTheme="minorEastAsia"/>
+          <w:kern w:val="2"/>
+          <w:lang w:val="en-AU" w:eastAsia="en-AU"/>
+          <w14:ligatures w14:val="standardContextual"/>
+        </w:rPr>
+      </w:pPr>
+      <w:hyperlink w:anchor="_Toc231870704" w:history="1">
+        <w:r>
+          <w:rPr>
+            <w:rStyle w:val="Hyperlink"/>
+          </w:rPr>
+          <w:t>2.4 Обзор существующих подходов и систем</w:t>
+        </w:r>
+        <w:r>
+          <w:rPr>
+            <w:webHidden/>
+          </w:rPr>
+          <w:tab/>
+        </w:r>
+        <w:r>
+          <w:rPr>
+            <w:webHidden/>
+          </w:rPr>
+          <w:fldChar w:fldCharType="begin"/>
+        </w:r>
+        <w:r>
+          <w:rPr>
+            <w:webHidden/>
+          </w:rPr>
+          <w:instrText xml:space="preserve"> PAGEREF _Toc231870704 \h </w:instrText>
+        </w:r>
+        <w:r>
+          <w:rPr>
+            <w:webHidden/>
+          </w:rPr>
+        </w:r>
+        <w:r>
+          <w:rPr>
+            <w:webHidden/>
+          </w:rPr>
+          <w:fldChar w:fldCharType="separate"/>
+        </w:r>
+        <w:r>
+          <w:rPr>
+            <w:webHidden/>
+          </w:rPr>
+          <w:t>12</w:t>
+        </w:r>
+        <w:r>
+          <w:rPr>
+            <w:webHidden/>
+          </w:rPr>
+          <w:fldChar w:fldCharType="end"/>
+        </w:r>
+      </w:hyperlink>
+    </w:p>
+    <w:p>
+      <w:pPr>
+        <w:pStyle w:val="TOC2"/>
+        <w:spacing w:line="360" w:lineRule="auto"/>
+        <w:rPr>
+          <w:rFonts w:eastAsiaTheme="minorEastAsia"/>
+          <w:kern w:val="2"/>
+          <w:lang w:val="en-AU" w:eastAsia="en-AU"/>
+          <w14:ligatures w14:val="standardContextual"/>
+        </w:rPr>
+      </w:pPr>
+      <w:hyperlink w:anchor="_Toc231870705" w:history="1">
+        <w:r>
+          <w:rPr>
+            <w:rStyle w:val="Hyperlink"/>
+          </w:rPr>
+          <w:t>2.5 Выбор технологического стека</w:t>
+        </w:r>
+        <w:r>
+          <w:rPr>
+            <w:webHidden/>
+          </w:rPr>
+          <w:tab/>
+        </w:r>
+        <w:r>
+          <w:rPr>
+            <w:webHidden/>
+          </w:rPr>
+          <w:fldChar w:fldCharType="begin"/>
+        </w:r>
+        <w:r>
+          <w:rPr>
+            <w:webHidden/>
+          </w:rPr>
+          <w:instrText xml:space="preserve"> PAGEREF _Toc231870705 \h </w:instrText>
+        </w:r>
+        <w:r>
+          <w:rPr>
+            <w:webHidden/>
+          </w:rPr>
+        </w:r>
+        <w:r>
+          <w:rPr>
+            <w:webHidden/>
+          </w:rPr>
+          <w:fldChar w:fldCharType="separate"/>
+        </w:r>
+        <w:r>
+          <w:rPr>
+            <w:webHidden/>
+          </w:rPr>
+          <w:t>14</w:t>
+        </w:r>
+        <w:r>
+          <w:rPr>
+            <w:webHidden/>
+          </w:rPr>
+          <w:fldChar w:fldCharType="end"/>
+        </w:r>
+      </w:hyperlink>
+    </w:p>
+    <w:p>
+      <w:pPr>
+        <w:pStyle w:val="TOC2"/>
+        <w:spacing w:line="360" w:lineRule="auto"/>
+        <w:rPr>
+          <w:rFonts w:eastAsiaTheme="minorEastAsia"/>
+          <w:kern w:val="2"/>
+          <w:lang w:val="en-AU" w:eastAsia="en-AU"/>
+          <w14:ligatures w14:val="standardContextual"/>
+        </w:rPr>
+      </w:pPr>
+      <w:hyperlink w:anchor="_Toc231870706" w:history="1">
+        <w:r>
+          <w:rPr>
+            <w:rStyle w:val="Hyperlink"/>
+          </w:rPr>
+          <w:t>2.6 Базы данных</w:t>
+        </w:r>
+        <w:r>
+          <w:rPr>
+            <w:webHidden/>
+          </w:rPr>
+          <w:tab/>
+        </w:r>
+        <w:r>
+          <w:rPr>
+            <w:webHidden/>
+          </w:rPr>
+          <w:fldChar w:fldCharType="begin"/>
+        </w:r>
+        <w:r>
+          <w:rPr>
+            <w:webHidden/>
+          </w:rPr>
+          <w:instrText xml:space="preserve"> PAGEREF _Toc231870706 \h </w:instrText>
+        </w:r>
+        <w:r>
+          <w:rPr>
+            <w:webHidden/>
+          </w:rPr>
+        </w:r>
+        <w:r>
+          <w:rPr>
+            <w:webHidden/>
+          </w:rPr>
+          <w:fldChar w:fldCharType="separate"/>
+        </w:r>
+        <w:r>
+          <w:rPr>
+            <w:webHidden/>
+          </w:rPr>
+          <w:t>15</w:t>
+        </w:r>
+        <w:r>
+          <w:rPr>
+            <w:webHidden/>
+          </w:rPr>
+          <w:fldChar w:fldCharType="end"/>
+        </w:r>
+      </w:hyperlink>
+    </w:p>
+    <w:p>
+      <w:pPr>
+        <w:pStyle w:val="TOC2"/>
+        <w:spacing w:line="360" w:lineRule="auto"/>
+        <w:rPr>
+          <w:rFonts w:eastAsiaTheme="minorEastAsia"/>
+          <w:kern w:val="2"/>
+          <w:lang w:val="en-AU" w:eastAsia="en-AU"/>
+          <w14:ligatures w14:val="standardContextual"/>
+        </w:rPr>
+      </w:pPr>
+      <w:hyperlink w:anchor="_Toc231870707" w:history="1">
+        <w:r>
+          <w:rPr>
+            <w:rStyle w:val="Hyperlink"/>
+          </w:rPr>
+          <w:t>2.7 Архитектура</w:t>
+        </w:r>
+        <w:r>
+          <w:rPr>
+            <w:webHidden/>
+          </w:rPr>
+          <w:tab/>
+        </w:r>
+        <w:r>
+          <w:rPr>
+            <w:webHidden/>
+          </w:rPr>
+          <w:fldChar w:fldCharType="begin"/>
+        </w:r>
+        <w:r>
+          <w:rPr>
+            <w:webHidden/>
+          </w:rPr>
+          <w:instrText xml:space="preserve"> PAGEREF _Toc231870707 \h </w:instrText>
+        </w:r>
+        <w:r>
+          <w:rPr>
+            <w:webHidden/>
+          </w:rPr>
+        </w:r>
+        <w:r>
+          <w:rPr>
+            <w:webHidden/>
+          </w:rPr>
+          <w:fldChar w:fldCharType="separate"/>
+        </w:r>
+        <w:r>
+          <w:rPr>
+            <w:webHidden/>
+          </w:rPr>
+          <w:t>15</w:t>
+        </w:r>
+        <w:r>
+          <w:rPr>
+            <w:webHidden/>
+          </w:rPr>
+          <w:fldChar w:fldCharType="end"/>
+        </w:r>
+      </w:hyperlink>
     </w:p>
     <w:p>
       <w:pPr>
@@ -1698,7 +1927,7 @@
           <w14:ligatures w14:val="standardContextual"/>
         </w:rPr>
       </w:pPr>
-      <w:hyperlink w:anchor="_Toc231614978" w:history="1">
+      <w:hyperlink w:anchor="_Toc231870708" w:history="1">
         <w:r>
           <w:rPr>
             <w:rStyle w:val="Hyperlink"/>
@@ -1771,7 +2000,7 @@
             <w:sz w:val="28"/>
             <w:szCs w:val="28"/>
           </w:rPr>
-          <w:instrText xml:space="preserve"> PAGEREF _Toc231614978 \h </w:instrText>
+          <w:instrText xml:space="preserve"> PAGEREF _Toc231870708 \h </w:instrText>
         </w:r>
         <w:r>
           <w:rPr>
@@ -1826,76 +2055,57 @@
       <w:pPr>
         <w:pStyle w:val="TOC2"/>
         <w:spacing w:line="360" w:lineRule="auto"/>
-        <w:ind w:left="0"/>
         <w:rPr>
           <w:rFonts w:eastAsiaTheme="minorEastAsia"/>
-          <w:b w:val="0"/>
-          <w:bCs w:val="0"/>
           <w:kern w:val="2"/>
           <w:lang w:val="en-AU" w:eastAsia="en-AU"/>
           <w14:ligatures w14:val="standardContextual"/>
         </w:rPr>
       </w:pPr>
-      <w:hyperlink w:anchor="_Toc231614979" w:history="1">
+      <w:hyperlink w:anchor="_Toc231870709" w:history="1">
         <w:r>
           <w:rPr>
             <w:rStyle w:val="Hyperlink"/>
-            <w:b w:val="0"/>
-            <w:bCs w:val="0"/>
           </w:rPr>
           <w:t>3.1 Микросервисная архитектура системы</w:t>
         </w:r>
         <w:r>
           <w:rPr>
-            <w:b w:val="0"/>
-            <w:bCs w:val="0"/>
             <w:webHidden/>
           </w:rPr>
           <w:tab/>
         </w:r>
         <w:r>
           <w:rPr>
-            <w:b w:val="0"/>
-            <w:bCs w:val="0"/>
             <w:webHidden/>
           </w:rPr>
           <w:fldChar w:fldCharType="begin"/>
         </w:r>
         <w:r>
           <w:rPr>
-            <w:b w:val="0"/>
-            <w:bCs w:val="0"/>
-            <w:webHidden/>
-          </w:rPr>
-          <w:instrText xml:space="preserve"> PAGEREF _Toc231614979 \h </w:instrText>
-        </w:r>
-        <w:r>
-          <w:rPr>
-            <w:b w:val="0"/>
-            <w:bCs w:val="0"/>
-            <w:webHidden/>
-          </w:rPr>
-        </w:r>
-        <w:r>
-          <w:rPr>
-            <w:b w:val="0"/>
-            <w:bCs w:val="0"/>
+            <w:webHidden/>
+          </w:rPr>
+          <w:instrText xml:space="preserve"> PAGEREF _Toc231870709 \h </w:instrText>
+        </w:r>
+        <w:r>
+          <w:rPr>
+            <w:webHidden/>
+          </w:rPr>
+        </w:r>
+        <w:r>
+          <w:rPr>
             <w:webHidden/>
           </w:rPr>
           <w:fldChar w:fldCharType="separate"/>
         </w:r>
         <w:r>
           <w:rPr>
-            <w:b w:val="0"/>
-            <w:bCs w:val="0"/>
             <w:webHidden/>
           </w:rPr>
           <w:t>17</w:t>
         </w:r>
         <w:r>
           <w:rPr>
-            <w:b w:val="0"/>
-            <w:bCs w:val="0"/>
             <w:webHidden/>
           </w:rPr>
           <w:fldChar w:fldCharType="end"/>
@@ -1906,76 +2116,57 @@
       <w:pPr>
         <w:pStyle w:val="TOC2"/>
         <w:spacing w:line="360" w:lineRule="auto"/>
-        <w:ind w:left="0"/>
         <w:rPr>
           <w:rFonts w:eastAsiaTheme="minorEastAsia"/>
-          <w:b w:val="0"/>
-          <w:bCs w:val="0"/>
           <w:kern w:val="2"/>
           <w:lang w:val="en-AU" w:eastAsia="en-AU"/>
           <w14:ligatures w14:val="standardContextual"/>
         </w:rPr>
       </w:pPr>
-      <w:hyperlink w:anchor="_Toc231614980" w:history="1">
+      <w:hyperlink w:anchor="_Toc231870710" w:history="1">
         <w:r>
           <w:rPr>
             <w:rStyle w:val="Hyperlink"/>
-            <w:b w:val="0"/>
-            <w:bCs w:val="0"/>
           </w:rPr>
           <w:t>3.2 Модель данных</w:t>
         </w:r>
         <w:r>
           <w:rPr>
-            <w:b w:val="0"/>
-            <w:bCs w:val="0"/>
             <w:webHidden/>
           </w:rPr>
           <w:tab/>
         </w:r>
         <w:r>
           <w:rPr>
-            <w:b w:val="0"/>
-            <w:bCs w:val="0"/>
             <w:webHidden/>
           </w:rPr>
           <w:fldChar w:fldCharType="begin"/>
         </w:r>
         <w:r>
           <w:rPr>
-            <w:b w:val="0"/>
-            <w:bCs w:val="0"/>
-            <w:webHidden/>
-          </w:rPr>
-          <w:instrText xml:space="preserve"> PAGEREF _Toc231614980 \h </w:instrText>
-        </w:r>
-        <w:r>
-          <w:rPr>
-            <w:b w:val="0"/>
-            <w:bCs w:val="0"/>
-            <w:webHidden/>
-          </w:rPr>
-        </w:r>
-        <w:r>
-          <w:rPr>
-            <w:b w:val="0"/>
-            <w:bCs w:val="0"/>
+            <w:webHidden/>
+          </w:rPr>
+          <w:instrText xml:space="preserve"> PAGEREF _Toc231870710 \h </w:instrText>
+        </w:r>
+        <w:r>
+          <w:rPr>
+            <w:webHidden/>
+          </w:rPr>
+        </w:r>
+        <w:r>
+          <w:rPr>
             <w:webHidden/>
           </w:rPr>
           <w:fldChar w:fldCharType="separate"/>
         </w:r>
         <w:r>
           <w:rPr>
-            <w:b w:val="0"/>
-            <w:bCs w:val="0"/>
             <w:webHidden/>
           </w:rPr>
           <w:t>18</w:t>
         </w:r>
         <w:r>
           <w:rPr>
-            <w:b w:val="0"/>
-            <w:bCs w:val="0"/>
             <w:webHidden/>
           </w:rPr>
           <w:fldChar w:fldCharType="end"/>
@@ -1986,85 +2177,64 @@
       <w:pPr>
         <w:pStyle w:val="TOC2"/>
         <w:spacing w:line="360" w:lineRule="auto"/>
-        <w:ind w:left="0"/>
         <w:rPr>
           <w:rFonts w:eastAsiaTheme="minorEastAsia"/>
-          <w:b w:val="0"/>
-          <w:bCs w:val="0"/>
           <w:kern w:val="2"/>
           <w:lang w:val="en-AU" w:eastAsia="en-AU"/>
           <w14:ligatures w14:val="standardContextual"/>
         </w:rPr>
       </w:pPr>
-      <w:hyperlink w:anchor="_Toc231614981" w:history="1">
+      <w:hyperlink w:anchor="_Toc231870711" w:history="1">
         <w:r>
           <w:rPr>
             <w:rStyle w:val="Hyperlink"/>
-            <w:b w:val="0"/>
-            <w:bCs w:val="0"/>
           </w:rPr>
           <w:t>3.3 A</w:t>
         </w:r>
         <w:r>
           <w:rPr>
             <w:rStyle w:val="Hyperlink"/>
-            <w:b w:val="0"/>
-            <w:bCs w:val="0"/>
             <w:lang w:val="en-US"/>
           </w:rPr>
           <w:t>pi-gateway</w:t>
         </w:r>
         <w:r>
           <w:rPr>
-            <w:b w:val="0"/>
-            <w:bCs w:val="0"/>
             <w:webHidden/>
           </w:rPr>
           <w:tab/>
         </w:r>
         <w:r>
           <w:rPr>
-            <w:b w:val="0"/>
-            <w:bCs w:val="0"/>
             <w:webHidden/>
           </w:rPr>
           <w:fldChar w:fldCharType="begin"/>
         </w:r>
         <w:r>
           <w:rPr>
-            <w:b w:val="0"/>
-            <w:bCs w:val="0"/>
-            <w:webHidden/>
-          </w:rPr>
-          <w:instrText xml:space="preserve"> PAGEREF _Toc231614981 \h </w:instrText>
-        </w:r>
-        <w:r>
-          <w:rPr>
-            <w:b w:val="0"/>
-            <w:bCs w:val="0"/>
-            <w:webHidden/>
-          </w:rPr>
-        </w:r>
-        <w:r>
-          <w:rPr>
-            <w:b w:val="0"/>
-            <w:bCs w:val="0"/>
+            <w:webHidden/>
+          </w:rPr>
+          <w:instrText xml:space="preserve"> PAGEREF _Toc231870711 \h </w:instrText>
+        </w:r>
+        <w:r>
+          <w:rPr>
+            <w:webHidden/>
+          </w:rPr>
+        </w:r>
+        <w:r>
+          <w:rPr>
             <w:webHidden/>
           </w:rPr>
           <w:fldChar w:fldCharType="separate"/>
         </w:r>
         <w:r>
           <w:rPr>
-            <w:b w:val="0"/>
-            <w:bCs w:val="0"/>
             <w:webHidden/>
           </w:rPr>
           <w:t>20</w:t>
         </w:r>
         <w:r>
           <w:rPr>
-            <w:b w:val="0"/>
-            <w:bCs w:val="0"/>
             <w:webHidden/>
           </w:rPr>
           <w:fldChar w:fldCharType="end"/>
@@ -2075,76 +2245,57 @@
       <w:pPr>
         <w:pStyle w:val="TOC2"/>
         <w:spacing w:line="360" w:lineRule="auto"/>
-        <w:ind w:left="0"/>
         <w:rPr>
           <w:rFonts w:eastAsiaTheme="minorEastAsia"/>
-          <w:b w:val="0"/>
-          <w:bCs w:val="0"/>
           <w:kern w:val="2"/>
           <w:lang w:val="en-AU" w:eastAsia="en-AU"/>
           <w14:ligatures w14:val="standardContextual"/>
         </w:rPr>
       </w:pPr>
-      <w:hyperlink w:anchor="_Toc231614982" w:history="1">
+      <w:hyperlink w:anchor="_Toc231870712" w:history="1">
         <w:r>
           <w:rPr>
             <w:rStyle w:val="Hyperlink"/>
-            <w:b w:val="0"/>
-            <w:bCs w:val="0"/>
           </w:rPr>
           <w:t>3.4 Основной сервис (Core Service)</w:t>
         </w:r>
         <w:r>
           <w:rPr>
-            <w:b w:val="0"/>
-            <w:bCs w:val="0"/>
             <w:webHidden/>
           </w:rPr>
           <w:tab/>
         </w:r>
         <w:r>
           <w:rPr>
-            <w:b w:val="0"/>
-            <w:bCs w:val="0"/>
             <w:webHidden/>
           </w:rPr>
           <w:fldChar w:fldCharType="begin"/>
         </w:r>
         <w:r>
           <w:rPr>
-            <w:b w:val="0"/>
-            <w:bCs w:val="0"/>
-            <w:webHidden/>
-          </w:rPr>
-          <w:instrText xml:space="preserve"> PAGEREF _Toc231614982 \h </w:instrText>
-        </w:r>
-        <w:r>
-          <w:rPr>
-            <w:b w:val="0"/>
-            <w:bCs w:val="0"/>
-            <w:webHidden/>
-          </w:rPr>
-        </w:r>
-        <w:r>
-          <w:rPr>
-            <w:b w:val="0"/>
-            <w:bCs w:val="0"/>
+            <w:webHidden/>
+          </w:rPr>
+          <w:instrText xml:space="preserve"> PAGEREF _Toc231870712 \h </w:instrText>
+        </w:r>
+        <w:r>
+          <w:rPr>
+            <w:webHidden/>
+          </w:rPr>
+        </w:r>
+        <w:r>
+          <w:rPr>
             <w:webHidden/>
           </w:rPr>
           <w:fldChar w:fldCharType="separate"/>
         </w:r>
         <w:r>
           <w:rPr>
-            <w:b w:val="0"/>
-            <w:bCs w:val="0"/>
             <w:webHidden/>
           </w:rPr>
           <w:t>20</w:t>
         </w:r>
         <w:r>
           <w:rPr>
-            <w:b w:val="0"/>
-            <w:bCs w:val="0"/>
             <w:webHidden/>
           </w:rPr>
           <w:fldChar w:fldCharType="end"/>
@@ -2155,76 +2306,57 @@
       <w:pPr>
         <w:pStyle w:val="TOC2"/>
         <w:spacing w:line="360" w:lineRule="auto"/>
-        <w:ind w:left="0"/>
         <w:rPr>
           <w:rFonts w:eastAsiaTheme="minorEastAsia"/>
-          <w:b w:val="0"/>
-          <w:bCs w:val="0"/>
           <w:kern w:val="2"/>
           <w:lang w:val="en-AU" w:eastAsia="en-AU"/>
           <w14:ligatures w14:val="standardContextual"/>
         </w:rPr>
       </w:pPr>
-      <w:hyperlink w:anchor="_Toc231614983" w:history="1">
+      <w:hyperlink w:anchor="_Toc231870713" w:history="1">
         <w:r>
           <w:rPr>
             <w:rStyle w:val="Hyperlink"/>
-            <w:b w:val="0"/>
-            <w:bCs w:val="0"/>
           </w:rPr>
           <w:t>3.5 Сервис Telegram-бота</w:t>
         </w:r>
         <w:r>
           <w:rPr>
-            <w:b w:val="0"/>
-            <w:bCs w:val="0"/>
             <w:webHidden/>
           </w:rPr>
           <w:tab/>
         </w:r>
         <w:r>
           <w:rPr>
-            <w:b w:val="0"/>
-            <w:bCs w:val="0"/>
             <w:webHidden/>
           </w:rPr>
           <w:fldChar w:fldCharType="begin"/>
         </w:r>
         <w:r>
           <w:rPr>
-            <w:b w:val="0"/>
-            <w:bCs w:val="0"/>
-            <w:webHidden/>
-          </w:rPr>
-          <w:instrText xml:space="preserve"> PAGEREF _Toc231614983 \h </w:instrText>
-        </w:r>
-        <w:r>
-          <w:rPr>
-            <w:b w:val="0"/>
-            <w:bCs w:val="0"/>
-            <w:webHidden/>
-          </w:rPr>
-        </w:r>
-        <w:r>
-          <w:rPr>
-            <w:b w:val="0"/>
-            <w:bCs w:val="0"/>
+            <w:webHidden/>
+          </w:rPr>
+          <w:instrText xml:space="preserve"> PAGEREF _Toc231870713 \h </w:instrText>
+        </w:r>
+        <w:r>
+          <w:rPr>
+            <w:webHidden/>
+          </w:rPr>
+        </w:r>
+        <w:r>
+          <w:rPr>
             <w:webHidden/>
           </w:rPr>
           <w:fldChar w:fldCharType="separate"/>
         </w:r>
         <w:r>
           <w:rPr>
-            <w:b w:val="0"/>
-            <w:bCs w:val="0"/>
             <w:webHidden/>
           </w:rPr>
           <w:t>22</w:t>
         </w:r>
         <w:r>
           <w:rPr>
-            <w:b w:val="0"/>
-            <w:bCs w:val="0"/>
             <w:webHidden/>
           </w:rPr>
           <w:fldChar w:fldCharType="end"/>
@@ -2235,76 +2367,57 @@
       <w:pPr>
         <w:pStyle w:val="TOC2"/>
         <w:spacing w:line="360" w:lineRule="auto"/>
-        <w:ind w:left="0"/>
         <w:rPr>
           <w:rFonts w:eastAsiaTheme="minorEastAsia"/>
-          <w:b w:val="0"/>
-          <w:bCs w:val="0"/>
           <w:kern w:val="2"/>
           <w:lang w:val="en-AU" w:eastAsia="en-AU"/>
           <w14:ligatures w14:val="standardContextual"/>
         </w:rPr>
       </w:pPr>
-      <w:hyperlink w:anchor="_Toc231614984" w:history="1">
+      <w:hyperlink w:anchor="_Toc231870714" w:history="1">
         <w:r>
           <w:rPr>
             <w:rStyle w:val="Hyperlink"/>
-            <w:b w:val="0"/>
-            <w:bCs w:val="0"/>
           </w:rPr>
           <w:t>3.6 Фронтенд-приложения</w:t>
         </w:r>
         <w:r>
           <w:rPr>
-            <w:b w:val="0"/>
-            <w:bCs w:val="0"/>
             <w:webHidden/>
           </w:rPr>
           <w:tab/>
         </w:r>
         <w:r>
           <w:rPr>
-            <w:b w:val="0"/>
-            <w:bCs w:val="0"/>
             <w:webHidden/>
           </w:rPr>
           <w:fldChar w:fldCharType="begin"/>
         </w:r>
         <w:r>
           <w:rPr>
-            <w:b w:val="0"/>
-            <w:bCs w:val="0"/>
-            <w:webHidden/>
-          </w:rPr>
-          <w:instrText xml:space="preserve"> PAGEREF _Toc231614984 \h </w:instrText>
-        </w:r>
-        <w:r>
-          <w:rPr>
-            <w:b w:val="0"/>
-            <w:bCs w:val="0"/>
-            <w:webHidden/>
-          </w:rPr>
-        </w:r>
-        <w:r>
-          <w:rPr>
-            <w:b w:val="0"/>
-            <w:bCs w:val="0"/>
+            <w:webHidden/>
+          </w:rPr>
+          <w:instrText xml:space="preserve"> PAGEREF _Toc231870714 \h </w:instrText>
+        </w:r>
+        <w:r>
+          <w:rPr>
+            <w:webHidden/>
+          </w:rPr>
+        </w:r>
+        <w:r>
+          <w:rPr>
             <w:webHidden/>
           </w:rPr>
           <w:fldChar w:fldCharType="separate"/>
         </w:r>
         <w:r>
           <w:rPr>
-            <w:b w:val="0"/>
-            <w:bCs w:val="0"/>
             <w:webHidden/>
           </w:rPr>
           <w:t>25</w:t>
         </w:r>
         <w:r>
           <w:rPr>
-            <w:b w:val="0"/>
-            <w:bCs w:val="0"/>
             <w:webHidden/>
           </w:rPr>
           <w:fldChar w:fldCharType="end"/>
@@ -2319,7 +2432,6 @@
           <w:tab w:val="right" w:leader="dot" w:pos="9345"/>
         </w:tabs>
         <w:spacing w:line="360" w:lineRule="auto"/>
-        <w:ind w:left="0"/>
         <w:rPr>
           <w:rFonts w:ascii="Times New Roman" w:eastAsiaTheme="minorEastAsia" w:hAnsi="Times New Roman"/>
           <w:noProof/>
@@ -2330,7 +2442,7 @@
           <w14:ligatures w14:val="standardContextual"/>
         </w:rPr>
       </w:pPr>
-      <w:hyperlink w:anchor="_Toc231614985" w:history="1">
+      <w:hyperlink w:anchor="_Toc231870715" w:history="1">
         <w:r>
           <w:rPr>
             <w:rStyle w:val="Hyperlink"/>
@@ -2391,7 +2503,7 @@
             <w:sz w:val="28"/>
             <w:szCs w:val="28"/>
           </w:rPr>
-          <w:instrText xml:space="preserve"> PAGEREF _Toc231614985 \h </w:instrText>
+          <w:instrText xml:space="preserve"> PAGEREF _Toc231870715 \h </w:instrText>
         </w:r>
         <w:r>
           <w:rPr>
@@ -2442,7 +2554,6 @@
           <w:tab w:val="right" w:leader="dot" w:pos="9345"/>
         </w:tabs>
         <w:spacing w:line="360" w:lineRule="auto"/>
-        <w:ind w:left="0"/>
         <w:rPr>
           <w:rFonts w:ascii="Times New Roman" w:eastAsiaTheme="minorEastAsia" w:hAnsi="Times New Roman"/>
           <w:noProof/>
@@ -2453,7 +2564,7 @@
           <w14:ligatures w14:val="standardContextual"/>
         </w:rPr>
       </w:pPr>
-      <w:hyperlink w:anchor="_Toc231614986" w:history="1">
+      <w:hyperlink w:anchor="_Toc231870716" w:history="1">
         <w:r>
           <w:rPr>
             <w:rStyle w:val="Hyperlink"/>
@@ -2514,7 +2625,7 @@
             <w:sz w:val="28"/>
             <w:szCs w:val="28"/>
           </w:rPr>
-          <w:instrText xml:space="preserve"> PAGEREF _Toc231614986 \h </w:instrText>
+          <w:instrText xml:space="preserve"> PAGEREF _Toc231870716 \h </w:instrText>
         </w:r>
         <w:r>
           <w:rPr>
@@ -2565,7 +2676,6 @@
           <w:tab w:val="right" w:leader="dot" w:pos="9345"/>
         </w:tabs>
         <w:spacing w:line="360" w:lineRule="auto"/>
-        <w:ind w:left="0"/>
         <w:rPr>
           <w:rFonts w:ascii="Times New Roman" w:eastAsiaTheme="minorEastAsia" w:hAnsi="Times New Roman"/>
           <w:noProof/>
@@ -2576,7 +2686,7 @@
           <w14:ligatures w14:val="standardContextual"/>
         </w:rPr>
       </w:pPr>
-      <w:hyperlink w:anchor="_Toc231614987" w:history="1">
+      <w:hyperlink w:anchor="_Toc231870717" w:history="1">
         <w:r>
           <w:rPr>
             <w:rStyle w:val="Hyperlink"/>
@@ -2637,7 +2747,7 @@
             <w:sz w:val="28"/>
             <w:szCs w:val="28"/>
           </w:rPr>
-          <w:instrText xml:space="preserve"> PAGEREF _Toc231614987 \h </w:instrText>
+          <w:instrText xml:space="preserve"> PAGEREF _Toc231870717 \h </w:instrText>
         </w:r>
         <w:r>
           <w:rPr>
@@ -2695,7 +2805,7 @@
           <w14:ligatures w14:val="standardContextual"/>
         </w:rPr>
       </w:pPr>
-      <w:hyperlink w:anchor="_Toc231614988" w:history="1">
+      <w:hyperlink w:anchor="_Toc231870718" w:history="1">
         <w:r>
           <w:rPr>
             <w:rStyle w:val="Hyperlink"/>
@@ -2768,7 +2878,7 @@
             <w:sz w:val="28"/>
             <w:szCs w:val="28"/>
           </w:rPr>
-          <w:instrText xml:space="preserve"> PAGEREF _Toc231614988 \h </w:instrText>
+          <w:instrText xml:space="preserve"> PAGEREF _Toc231870718 \h </w:instrText>
         </w:r>
         <w:r>
           <w:rPr>
@@ -2823,76 +2933,57 @@
       <w:pPr>
         <w:pStyle w:val="TOC2"/>
         <w:spacing w:line="360" w:lineRule="auto"/>
-        <w:ind w:left="0"/>
         <w:rPr>
           <w:rFonts w:eastAsiaTheme="minorEastAsia"/>
-          <w:b w:val="0"/>
-          <w:bCs w:val="0"/>
           <w:kern w:val="2"/>
           <w:lang w:val="en-AU" w:eastAsia="en-AU"/>
           <w14:ligatures w14:val="standardContextual"/>
         </w:rPr>
       </w:pPr>
-      <w:hyperlink w:anchor="_Toc231614989" w:history="1">
+      <w:hyperlink w:anchor="_Toc231870719" w:history="1">
         <w:r>
           <w:rPr>
             <w:rStyle w:val="Hyperlink"/>
-            <w:b w:val="0"/>
-            <w:bCs w:val="0"/>
           </w:rPr>
           <w:t>4.1 Описание функциональности реализованной системы</w:t>
         </w:r>
         <w:r>
           <w:rPr>
-            <w:b w:val="0"/>
-            <w:bCs w:val="0"/>
             <w:webHidden/>
           </w:rPr>
           <w:tab/>
         </w:r>
         <w:r>
           <w:rPr>
-            <w:b w:val="0"/>
-            <w:bCs w:val="0"/>
             <w:webHidden/>
           </w:rPr>
           <w:fldChar w:fldCharType="begin"/>
         </w:r>
         <w:r>
           <w:rPr>
-            <w:b w:val="0"/>
-            <w:bCs w:val="0"/>
-            <w:webHidden/>
-          </w:rPr>
-          <w:instrText xml:space="preserve"> PAGEREF _Toc231614989 \h </w:instrText>
-        </w:r>
-        <w:r>
-          <w:rPr>
-            <w:b w:val="0"/>
-            <w:bCs w:val="0"/>
-            <w:webHidden/>
-          </w:rPr>
-        </w:r>
-        <w:r>
-          <w:rPr>
-            <w:b w:val="0"/>
-            <w:bCs w:val="0"/>
+            <w:webHidden/>
+          </w:rPr>
+          <w:instrText xml:space="preserve"> PAGEREF _Toc231870719 \h </w:instrText>
+        </w:r>
+        <w:r>
+          <w:rPr>
+            <w:webHidden/>
+          </w:rPr>
+        </w:r>
+        <w:r>
+          <w:rPr>
             <w:webHidden/>
           </w:rPr>
           <w:fldChar w:fldCharType="separate"/>
         </w:r>
         <w:r>
           <w:rPr>
-            <w:b w:val="0"/>
-            <w:bCs w:val="0"/>
             <w:webHidden/>
           </w:rPr>
           <w:t>29</w:t>
         </w:r>
         <w:r>
           <w:rPr>
-            <w:b w:val="0"/>
-            <w:bCs w:val="0"/>
             <w:webHidden/>
           </w:rPr>
           <w:fldChar w:fldCharType="end"/>
@@ -2903,76 +2994,57 @@
       <w:pPr>
         <w:pStyle w:val="TOC2"/>
         <w:spacing w:line="360" w:lineRule="auto"/>
-        <w:ind w:left="0"/>
         <w:rPr>
           <w:rFonts w:eastAsiaTheme="minorEastAsia"/>
-          <w:b w:val="0"/>
-          <w:bCs w:val="0"/>
           <w:kern w:val="2"/>
           <w:lang w:val="en-AU" w:eastAsia="en-AU"/>
           <w14:ligatures w14:val="standardContextual"/>
         </w:rPr>
       </w:pPr>
-      <w:hyperlink w:anchor="_Toc231614990" w:history="1">
+      <w:hyperlink w:anchor="_Toc231870720" w:history="1">
         <w:r>
           <w:rPr>
             <w:rStyle w:val="Hyperlink"/>
-            <w:b w:val="0"/>
-            <w:bCs w:val="0"/>
           </w:rPr>
           <w:t>4.2 Контейнеризация и развёртывание</w:t>
         </w:r>
         <w:r>
           <w:rPr>
-            <w:b w:val="0"/>
-            <w:bCs w:val="0"/>
             <w:webHidden/>
           </w:rPr>
           <w:tab/>
         </w:r>
         <w:r>
           <w:rPr>
-            <w:b w:val="0"/>
-            <w:bCs w:val="0"/>
             <w:webHidden/>
           </w:rPr>
           <w:fldChar w:fldCharType="begin"/>
         </w:r>
         <w:r>
           <w:rPr>
-            <w:b w:val="0"/>
-            <w:bCs w:val="0"/>
-            <w:webHidden/>
-          </w:rPr>
-          <w:instrText xml:space="preserve"> PAGEREF _Toc231614990 \h </w:instrText>
-        </w:r>
-        <w:r>
-          <w:rPr>
-            <w:b w:val="0"/>
-            <w:bCs w:val="0"/>
-            <w:webHidden/>
-          </w:rPr>
-        </w:r>
-        <w:r>
-          <w:rPr>
-            <w:b w:val="0"/>
-            <w:bCs w:val="0"/>
+            <w:webHidden/>
+          </w:rPr>
+          <w:instrText xml:space="preserve"> PAGEREF _Toc231870720 \h </w:instrText>
+        </w:r>
+        <w:r>
+          <w:rPr>
+            <w:webHidden/>
+          </w:rPr>
+        </w:r>
+        <w:r>
+          <w:rPr>
             <w:webHidden/>
           </w:rPr>
           <w:fldChar w:fldCharType="separate"/>
         </w:r>
         <w:r>
           <w:rPr>
-            <w:b w:val="0"/>
-            <w:bCs w:val="0"/>
             <w:webHidden/>
           </w:rPr>
           <w:t>29</w:t>
         </w:r>
         <w:r>
           <w:rPr>
-            <w:b w:val="0"/>
-            <w:bCs w:val="0"/>
             <w:webHidden/>
           </w:rPr>
           <w:fldChar w:fldCharType="end"/>
@@ -2994,7 +3066,7 @@
           <w14:ligatures w14:val="standardContextual"/>
         </w:rPr>
       </w:pPr>
-      <w:hyperlink w:anchor="_Toc231614991" w:history="1">
+      <w:hyperlink w:anchor="_Toc231870721" w:history="1">
         <w:r>
           <w:rPr>
             <w:rStyle w:val="Hyperlink"/>
@@ -3041,7 +3113,7 @@
             <w:sz w:val="28"/>
             <w:szCs w:val="28"/>
           </w:rPr>
-          <w:instrText xml:space="preserve"> PAGEREF _Toc231614991 \h </w:instrText>
+          <w:instrText xml:space="preserve"> PAGEREF _Toc231870721 \h </w:instrText>
         </w:r>
         <w:r>
           <w:rPr>
@@ -3107,7 +3179,7 @@
           <w14:ligatures w14:val="standardContextual"/>
         </w:rPr>
       </w:pPr>
-      <w:hyperlink w:anchor="_Toc231614992" w:history="1">
+      <w:hyperlink w:anchor="_Toc231870722" w:history="1">
         <w:r>
           <w:rPr>
             <w:rStyle w:val="Hyperlink"/>
@@ -3154,7 +3226,7 @@
             <w:sz w:val="28"/>
             <w:szCs w:val="28"/>
           </w:rPr>
-          <w:instrText xml:space="preserve"> PAGEREF _Toc231614992 \h </w:instrText>
+          <w:instrText xml:space="preserve"> PAGEREF _Toc231870722 \h </w:instrText>
         </w:r>
         <w:r>
           <w:rPr>
@@ -3211,22 +3283,19 @@
       </w:pPr>
       <w:r>
         <w:rPr>
-          <w:rFonts w:asciiTheme="minorHAnsi" w:hAnsiTheme="minorHAnsi"/>
           <w:bCs/>
-          <w:sz w:val="20"/>
-          <w:szCs w:val="20"/>
         </w:rPr>
         <w:fldChar w:fldCharType="end"/>
       </w:r>
       <w:r>
         <w:br w:type="page"/>
       </w:r>
-      <w:bookmarkStart w:id="16" w:name="_Toc231614962"/>
+      <w:bookmarkStart w:id="17" w:name="_Toc231870691"/>
       <w:r>
         <w:lastRenderedPageBreak/>
         <w:t>Введение</w:t>
       </w:r>
-      <w:bookmarkEnd w:id="16"/>
+      <w:bookmarkEnd w:id="17"/>
     </w:p>
     <w:p>
       <w:pPr>
@@ -3312,12 +3381,12 @@
           <w:numId w:val="30"/>
         </w:numPr>
       </w:pPr>
-      <w:bookmarkStart w:id="17" w:name="_Toc231614963"/>
+      <w:bookmarkStart w:id="18" w:name="_Toc231870692"/>
       <w:r>
         <w:lastRenderedPageBreak/>
         <w:t>Теория</w:t>
       </w:r>
-      <w:bookmarkEnd w:id="17"/>
+      <w:bookmarkEnd w:id="18"/>
     </w:p>
     <w:p>
       <w:pPr>
@@ -3331,11 +3400,11 @@
       <w:pPr>
         <w:pStyle w:val="a2"/>
       </w:pPr>
-      <w:bookmarkStart w:id="18" w:name="_Toc231614964"/>
+      <w:bookmarkStart w:id="19" w:name="_Toc231870693"/>
       <w:r>
         <w:t>Микросервисная архитектура</w:t>
       </w:r>
-      <w:bookmarkEnd w:id="18"/>
+      <w:bookmarkEnd w:id="19"/>
     </w:p>
     <w:p>
       <w:pPr>
@@ -3361,11 +3430,11 @@
       <w:pPr>
         <w:pStyle w:val="a2"/>
       </w:pPr>
-      <w:bookmarkStart w:id="19" w:name="_Toc231614965"/>
+      <w:bookmarkStart w:id="20" w:name="_Toc231870694"/>
       <w:r>
         <w:t>Spring Boot</w:t>
       </w:r>
-      <w:bookmarkEnd w:id="19"/>
+      <w:bookmarkEnd w:id="20"/>
     </w:p>
     <w:p>
       <w:pPr>
@@ -3383,11 +3452,11 @@
       <w:pPr>
         <w:pStyle w:val="a2"/>
       </w:pPr>
-      <w:bookmarkStart w:id="20" w:name="_Toc231614966"/>
+      <w:bookmarkStart w:id="21" w:name="_Toc231870695"/>
       <w:r>
         <w:t>MongoDB</w:t>
       </w:r>
-      <w:bookmarkEnd w:id="20"/>
+      <w:bookmarkEnd w:id="21"/>
     </w:p>
     <w:p>
       <w:pPr>
@@ -3413,11 +3482,11 @@
       <w:pPr>
         <w:pStyle w:val="a2"/>
       </w:pPr>
-      <w:bookmarkStart w:id="21" w:name="_Toc231614967"/>
+      <w:bookmarkStart w:id="22" w:name="_Toc231870696"/>
       <w:r>
         <w:t>Redis</w:t>
       </w:r>
-      <w:bookmarkEnd w:id="21"/>
+      <w:bookmarkEnd w:id="22"/>
     </w:p>
     <w:p>
       <w:pPr>
@@ -3447,11 +3516,11 @@
       <w:pPr>
         <w:pStyle w:val="a2"/>
       </w:pPr>
-      <w:bookmarkStart w:id="22" w:name="_Toc231614968"/>
+      <w:bookmarkStart w:id="23" w:name="_Toc231870697"/>
       <w:r>
         <w:t>Telegram Bot API</w:t>
       </w:r>
-      <w:bookmarkEnd w:id="22"/>
+      <w:bookmarkEnd w:id="23"/>
     </w:p>
     <w:p>
       <w:pPr>
@@ -3465,11 +3534,11 @@
       <w:pPr>
         <w:pStyle w:val="a2"/>
       </w:pPr>
-      <w:bookmarkStart w:id="23" w:name="_Toc231614969"/>
+      <w:bookmarkStart w:id="24" w:name="_Toc231870698"/>
       <w:r>
         <w:t>React</w:t>
       </w:r>
-      <w:bookmarkEnd w:id="23"/>
+      <w:bookmarkEnd w:id="24"/>
     </w:p>
     <w:p>
       <w:pPr>
@@ -3499,11 +3568,11 @@
       <w:pPr>
         <w:pStyle w:val="a2"/>
       </w:pPr>
-      <w:bookmarkStart w:id="24" w:name="_Toc231614970"/>
+      <w:bookmarkStart w:id="25" w:name="_Toc231870699"/>
       <w:r>
         <w:t>Docker и Docker Compose</w:t>
       </w:r>
-      <w:bookmarkEnd w:id="24"/>
+      <w:bookmarkEnd w:id="25"/>
     </w:p>
     <w:p>
       <w:pPr>
@@ -3541,21 +3610,23 @@
       <w:pPr>
         <w:pStyle w:val="a1"/>
       </w:pPr>
-      <w:bookmarkStart w:id="25" w:name="_Toc231614971"/>
+      <w:bookmarkStart w:id="26" w:name="_Toc231870700"/>
       <w:r>
         <w:lastRenderedPageBreak/>
         <w:t>Анализ предметной области и выбор технологий</w:t>
       </w:r>
-      <w:bookmarkEnd w:id="25"/>
+      <w:bookmarkEnd w:id="26"/>
     </w:p>
     <w:p>
       <w:pPr>
         <w:pStyle w:val="a2"/>
       </w:pPr>
-      <w:bookmarkStart w:id="26" w:name="_Toc231614972"/>
+      <w:bookmarkStart w:id="27" w:name="_Toc231614972"/>
+      <w:bookmarkStart w:id="28" w:name="_Toc231870701"/>
       <w:r>
         <w:t>Описание проблемы</w:t>
       </w:r>
+      <w:bookmarkEnd w:id="28"/>
     </w:p>
     <w:p>
       <w:pPr>
@@ -3591,10 +3662,12 @@
       <w:pPr>
         <w:pStyle w:val="a2"/>
       </w:pPr>
+      <w:bookmarkStart w:id="29" w:name="_Toc231870702"/>
       <w:r>
         <w:t>Постановка задачи и анализ требований</w:t>
       </w:r>
-      <w:bookmarkEnd w:id="26"/>
+      <w:bookmarkEnd w:id="27"/>
+      <w:bookmarkEnd w:id="29"/>
     </w:p>
     <w:p>
       <w:pPr>
@@ -3800,11 +3873,13 @@
       <w:pPr>
         <w:pStyle w:val="a2"/>
       </w:pPr>
-      <w:bookmarkStart w:id="27" w:name="_Toc231614973"/>
+      <w:bookmarkStart w:id="30" w:name="_Toc231614973"/>
+      <w:bookmarkStart w:id="31" w:name="_Toc231870703"/>
       <w:r>
         <w:t>Сценарии использования</w:t>
       </w:r>
-      <w:bookmarkEnd w:id="27"/>
+      <w:bookmarkEnd w:id="30"/>
+      <w:bookmarkEnd w:id="31"/>
     </w:p>
     <w:p>
       <w:pPr>
@@ -3985,11 +4060,13 @@
       <w:pPr>
         <w:pStyle w:val="a2"/>
       </w:pPr>
-      <w:bookmarkStart w:id="28" w:name="_Toc231614974"/>
+      <w:bookmarkStart w:id="32" w:name="_Toc231614974"/>
+      <w:bookmarkStart w:id="33" w:name="_Toc231870704"/>
       <w:r>
         <w:t>Обзор существующих подходов и систем</w:t>
       </w:r>
-      <w:bookmarkEnd w:id="28"/>
+      <w:bookmarkEnd w:id="32"/>
+      <w:bookmarkEnd w:id="33"/>
     </w:p>
     <w:p>
       <w:pPr>
@@ -4107,11 +4184,13 @@
       <w:pPr>
         <w:pStyle w:val="a2"/>
       </w:pPr>
-      <w:bookmarkStart w:id="29" w:name="_Toc231614975"/>
+      <w:bookmarkStart w:id="34" w:name="_Toc231614975"/>
+      <w:bookmarkStart w:id="35" w:name="_Toc231870705"/>
       <w:r>
         <w:t>Выбор технологического стека</w:t>
       </w:r>
-      <w:bookmarkEnd w:id="29"/>
+      <w:bookmarkEnd w:id="34"/>
+      <w:bookmarkEnd w:id="35"/>
     </w:p>
     <w:p>
       <w:pPr>
@@ -4848,11 +4927,13 @@
       <w:pPr>
         <w:pStyle w:val="a2"/>
       </w:pPr>
-      <w:bookmarkStart w:id="30" w:name="_Toc231614976"/>
+      <w:bookmarkStart w:id="36" w:name="_Toc231614976"/>
+      <w:bookmarkStart w:id="37" w:name="_Toc231870706"/>
       <w:r>
         <w:t>Базы данных</w:t>
       </w:r>
-      <w:bookmarkEnd w:id="30"/>
+      <w:bookmarkEnd w:id="36"/>
+      <w:bookmarkEnd w:id="37"/>
     </w:p>
     <w:p>
       <w:pPr>
@@ -4911,14 +4992,16 @@
       <w:pPr>
         <w:pStyle w:val="a2"/>
       </w:pPr>
-      <w:bookmarkStart w:id="31" w:name="_Toc231614977"/>
+      <w:bookmarkStart w:id="38" w:name="_Toc231614977"/>
+      <w:bookmarkStart w:id="39" w:name="_Toc231870707"/>
       <w:r>
         <w:t>Архитектур</w:t>
       </w:r>
       <w:r>
         <w:t>а</w:t>
       </w:r>
-      <w:bookmarkEnd w:id="31"/>
+      <w:bookmarkEnd w:id="38"/>
+      <w:bookmarkEnd w:id="39"/>
       <w:r>
         <w:t xml:space="preserve"> </w:t>
       </w:r>
@@ -5055,22 +5138,22 @@
       <w:pPr>
         <w:pStyle w:val="a1"/>
       </w:pPr>
-      <w:bookmarkStart w:id="32" w:name="_Toc231614978"/>
+      <w:bookmarkStart w:id="40" w:name="_Toc231870708"/>
       <w:r>
         <w:lastRenderedPageBreak/>
         <w:t>Проектирование и реализация системы</w:t>
       </w:r>
-      <w:bookmarkEnd w:id="32"/>
+      <w:bookmarkEnd w:id="40"/>
     </w:p>
     <w:p>
       <w:pPr>
         <w:pStyle w:val="a2"/>
       </w:pPr>
-      <w:bookmarkStart w:id="33" w:name="_Toc231614979"/>
+      <w:bookmarkStart w:id="41" w:name="_Toc231870709"/>
       <w:r>
         <w:t>Микросервисная архитектура системы</w:t>
       </w:r>
-      <w:bookmarkEnd w:id="33"/>
+      <w:bookmarkEnd w:id="41"/>
     </w:p>
     <w:p>
       <w:pPr>
@@ -5183,11 +5266,11 @@
       <w:pPr>
         <w:pStyle w:val="a2"/>
       </w:pPr>
-      <w:bookmarkStart w:id="34" w:name="_Toc231614980"/>
+      <w:bookmarkStart w:id="42" w:name="_Toc231870710"/>
       <w:r>
         <w:t>Модель данных</w:t>
       </w:r>
-      <w:bookmarkEnd w:id="34"/>
+      <w:bookmarkEnd w:id="42"/>
     </w:p>
     <w:p>
       <w:pPr>
@@ -5431,7 +5514,7 @@
       <w:pPr>
         <w:pStyle w:val="a2"/>
       </w:pPr>
-      <w:bookmarkStart w:id="35" w:name="_Toc231614981"/>
+      <w:bookmarkStart w:id="43" w:name="_Toc231870711"/>
       <w:r>
         <w:t>A</w:t>
       </w:r>
@@ -5441,7 +5524,7 @@
         </w:rPr>
         <w:t>pi-gateway</w:t>
       </w:r>
-      <w:bookmarkEnd w:id="35"/>
+      <w:bookmarkEnd w:id="43"/>
     </w:p>
     <w:p>
       <w:pPr>
@@ -5489,11 +5572,11 @@
       <w:pPr>
         <w:pStyle w:val="a2"/>
       </w:pPr>
-      <w:bookmarkStart w:id="36" w:name="_Toc231614982"/>
+      <w:bookmarkStart w:id="44" w:name="_Toc231870712"/>
       <w:r>
         <w:t>Основной сервис (Core Service)</w:t>
       </w:r>
-      <w:bookmarkEnd w:id="36"/>
+      <w:bookmarkEnd w:id="44"/>
     </w:p>
     <w:p>
       <w:pPr>
@@ -5904,11 +5987,11 @@
       <w:pPr>
         <w:pStyle w:val="a2"/>
       </w:pPr>
-      <w:bookmarkStart w:id="37" w:name="_Toc231614983"/>
+      <w:bookmarkStart w:id="45" w:name="_Toc231870713"/>
       <w:r>
         <w:t>Сервис Telegram-бота</w:t>
       </w:r>
-      <w:bookmarkEnd w:id="37"/>
+      <w:bookmarkEnd w:id="45"/>
     </w:p>
     <w:p>
       <w:pPr>
@@ -6247,7 +6330,7 @@
         </w:rPr>
         <w:lastRenderedPageBreak/>
         <w:drawing>
-          <wp:anchor distT="0" distB="0" distL="114300" distR="114300" simplePos="0" relativeHeight="251674624" behindDoc="0" locked="0" layoutInCell="1" allowOverlap="1" wp14:anchorId="62EE2D7B" wp14:editId="7DC699CC">
+          <wp:anchor distT="0" distB="0" distL="114300" distR="114300" simplePos="0" relativeHeight="251674624" behindDoc="0" locked="0" layoutInCell="1" allowOverlap="1" wp14:anchorId="62EE2D7B" wp14:editId="1813731E">
             <wp:simplePos x="0" y="0"/>
             <wp:positionH relativeFrom="margin">
               <wp:posOffset>405765</wp:posOffset>
@@ -6368,22 +6451,22 @@
       <w:pPr>
         <w:pStyle w:val="a2"/>
       </w:pPr>
-      <w:bookmarkStart w:id="38" w:name="_Toc231614984"/>
+      <w:bookmarkStart w:id="46" w:name="_Toc231870714"/>
       <w:r>
         <w:lastRenderedPageBreak/>
         <w:t>Фронтенд-приложения</w:t>
       </w:r>
-      <w:bookmarkEnd w:id="38"/>
+      <w:bookmarkEnd w:id="46"/>
     </w:p>
     <w:p>
       <w:pPr>
         <w:pStyle w:val="a3"/>
       </w:pPr>
-      <w:bookmarkStart w:id="39" w:name="_Toc231614985"/>
+      <w:bookmarkStart w:id="47" w:name="_Toc231870715"/>
       <w:r>
         <w:t>Общая архитектура фронтенда</w:t>
       </w:r>
-      <w:bookmarkEnd w:id="39"/>
+      <w:bookmarkEnd w:id="47"/>
     </w:p>
     <w:p>
       <w:pPr>
@@ -6456,11 +6539,11 @@
       <w:pPr>
         <w:pStyle w:val="a3"/>
       </w:pPr>
-      <w:bookmarkStart w:id="40" w:name="_Toc231614986"/>
+      <w:bookmarkStart w:id="48" w:name="_Toc231870716"/>
       <w:r>
         <w:t>Административная панель</w:t>
       </w:r>
-      <w:bookmarkEnd w:id="40"/>
+      <w:bookmarkEnd w:id="48"/>
     </w:p>
     <w:p>
       <w:pPr>
@@ -6574,11 +6657,11 @@
       <w:pPr>
         <w:pStyle w:val="a3"/>
       </w:pPr>
-      <w:bookmarkStart w:id="41" w:name="_Toc231614987"/>
+      <w:bookmarkStart w:id="49" w:name="_Toc231870717"/>
       <w:r>
         <w:t>Пользовательское веб-приложение</w:t>
       </w:r>
-      <w:bookmarkEnd w:id="41"/>
+      <w:bookmarkEnd w:id="49"/>
     </w:p>
     <w:p>
       <w:pPr>
@@ -6678,22 +6761,22 @@
       <w:pPr>
         <w:pStyle w:val="a1"/>
       </w:pPr>
-      <w:bookmarkStart w:id="42" w:name="_Toc231614988"/>
+      <w:bookmarkStart w:id="50" w:name="_Toc231870718"/>
       <w:r>
         <w:lastRenderedPageBreak/>
         <w:t>Развёртывание системы и анализ результатов</w:t>
       </w:r>
-      <w:bookmarkEnd w:id="42"/>
+      <w:bookmarkEnd w:id="50"/>
     </w:p>
     <w:p>
       <w:pPr>
         <w:pStyle w:val="a2"/>
       </w:pPr>
-      <w:bookmarkStart w:id="43" w:name="_Toc231614989"/>
+      <w:bookmarkStart w:id="51" w:name="_Toc231870719"/>
       <w:r>
         <w:t>Описание функциональности реализованной системы</w:t>
       </w:r>
-      <w:bookmarkEnd w:id="43"/>
+      <w:bookmarkEnd w:id="51"/>
     </w:p>
     <w:p>
       <w:pPr>
@@ -6737,11 +6820,11 @@
       <w:pPr>
         <w:pStyle w:val="a2"/>
       </w:pPr>
-      <w:bookmarkStart w:id="44" w:name="_Toc231614990"/>
+      <w:bookmarkStart w:id="52" w:name="_Toc231870720"/>
       <w:r>
         <w:t>Контейнеризация и развёртывание</w:t>
       </w:r>
-      <w:bookmarkEnd w:id="44"/>
+      <w:bookmarkEnd w:id="52"/>
     </w:p>
     <w:p>
       <w:pPr>
@@ -6906,12 +6989,12 @@
       <w:pPr>
         <w:pStyle w:val="a6"/>
       </w:pPr>
-      <w:bookmarkStart w:id="45" w:name="_Toc231614991"/>
+      <w:bookmarkStart w:id="53" w:name="_Toc231870721"/>
       <w:r>
         <w:lastRenderedPageBreak/>
         <w:t>Заключение</w:t>
       </w:r>
-      <w:bookmarkEnd w:id="45"/>
+      <w:bookmarkEnd w:id="53"/>
     </w:p>
     <w:p>
       <w:pPr>
@@ -6973,12 +7056,12 @@
       <w:pPr>
         <w:pStyle w:val="a6"/>
       </w:pPr>
-      <w:bookmarkStart w:id="46" w:name="_Toc231614992"/>
+      <w:bookmarkStart w:id="54" w:name="_Toc231870722"/>
       <w:r>
         <w:lastRenderedPageBreak/>
         <w:t>Список использованных источников</w:t>
       </w:r>
-      <w:bookmarkEnd w:id="46"/>
+      <w:bookmarkEnd w:id="54"/>
     </w:p>
     <w:p>
       <w:pPr>
@@ -10689,6 +10772,7 @@
   <w:style w:type="character" w:default="1" w:styleId="DefaultParagraphFont">
     <w:name w:val="Default Paragraph Font"/>
     <w:uiPriority w:val="1"/>
+    <w:semiHidden/>
     <w:unhideWhenUsed/>
   </w:style>
   <w:style w:type="table" w:default="1" w:styleId="TableNormal">
@@ -11216,7 +11300,7 @@
     <w:next w:val="Normal"/>
     <w:autoRedefine/>
     <w:uiPriority w:val="39"/>
-    <w:rsid w:val="007A7E0C"/>
+    <w:rsid w:val="00F230D2"/>
     <w:pPr>
       <w:tabs>
         <w:tab w:val="right" w:leader="dot" w:pos="9345"/>
@@ -11225,8 +11309,6 @@
       <w:ind w:left="200"/>
     </w:pPr>
     <w:rPr>
-      <w:b/>
-      <w:bCs/>
       <w:noProof/>
       <w:sz w:val="28"/>
       <w:szCs w:val="28"/>
